--- a/What to learn in order.docx
+++ b/What to learn in order.docx
@@ -4918,18 +4918,7 @@
                 <w:szCs w:val="24"/>
                 <w:lang w:eastAsia="en-IN"/>
               </w:rPr>
-              <w:t>Jenkins server, Docker Hub cr</w:t>
-            </w:r>
-            <w:bookmarkStart w:id="0" w:name="_GoBack"/>
-            <w:bookmarkEnd w:id="0"/>
-            <w:r>
-              <w:rPr>
-                <w:rFonts w:ascii="Times New Roman" w:eastAsia="Times New Roman" w:hAnsi="Times New Roman" w:cs="Times New Roman"/>
-                <w:sz w:val="24"/>
-                <w:szCs w:val="24"/>
-                <w:lang w:eastAsia="en-IN"/>
-              </w:rPr>
-              <w:t xml:space="preserve">eds, </w:t>
+              <w:t xml:space="preserve">Jenkins server, Docker Hub creds, </w:t>
             </w:r>
             <w:proofErr w:type="spellStart"/>
             <w:r>
@@ -9404,7 +9393,3558 @@
         <w:t xml:space="preserve"> commit -m "fix(ci): correct Docker image variable"</w:t>
       </w:r>
     </w:p>
+    <w:p>
+      <w:pPr>
+        <w:tabs>
+          <w:tab w:val="left" w:pos="916"/>
+          <w:tab w:val="left" w:pos="1832"/>
+          <w:tab w:val="left" w:pos="2748"/>
+          <w:tab w:val="left" w:pos="3664"/>
+          <w:tab w:val="left" w:pos="4580"/>
+          <w:tab w:val="left" w:pos="5496"/>
+          <w:tab w:val="left" w:pos="6412"/>
+          <w:tab w:val="left" w:pos="7328"/>
+          <w:tab w:val="left" w:pos="8244"/>
+          <w:tab w:val="left" w:pos="9160"/>
+          <w:tab w:val="left" w:pos="10076"/>
+          <w:tab w:val="left" w:pos="10992"/>
+          <w:tab w:val="left" w:pos="11908"/>
+          <w:tab w:val="left" w:pos="12824"/>
+          <w:tab w:val="left" w:pos="13740"/>
+          <w:tab w:val="left" w:pos="14656"/>
+        </w:tabs>
+        <w:spacing w:after="0" w:line="240" w:lineRule="auto"/>
+        <w:rPr>
+          <w:rFonts w:ascii="Courier New" w:eastAsia="Times New Roman" w:hAnsi="Courier New" w:cs="Courier New"/>
+          <w:sz w:val="20"/>
+          <w:szCs w:val="20"/>
+          <w:lang w:eastAsia="en-IN"/>
+        </w:rPr>
+      </w:pPr>
+    </w:p>
+    <w:p>
+      <w:pPr>
+        <w:tabs>
+          <w:tab w:val="left" w:pos="916"/>
+          <w:tab w:val="left" w:pos="1832"/>
+          <w:tab w:val="left" w:pos="2748"/>
+          <w:tab w:val="left" w:pos="3664"/>
+          <w:tab w:val="left" w:pos="4580"/>
+          <w:tab w:val="left" w:pos="5496"/>
+          <w:tab w:val="left" w:pos="6412"/>
+          <w:tab w:val="left" w:pos="7328"/>
+          <w:tab w:val="left" w:pos="8244"/>
+          <w:tab w:val="left" w:pos="9160"/>
+          <w:tab w:val="left" w:pos="10076"/>
+          <w:tab w:val="left" w:pos="10992"/>
+          <w:tab w:val="left" w:pos="11908"/>
+          <w:tab w:val="left" w:pos="12824"/>
+          <w:tab w:val="left" w:pos="13740"/>
+          <w:tab w:val="left" w:pos="14656"/>
+        </w:tabs>
+        <w:spacing w:after="0" w:line="240" w:lineRule="auto"/>
+        <w:rPr>
+          <w:rFonts w:ascii="Courier New" w:eastAsia="Times New Roman" w:hAnsi="Courier New" w:cs="Courier New"/>
+          <w:sz w:val="20"/>
+          <w:szCs w:val="20"/>
+          <w:lang w:eastAsia="en-IN"/>
+        </w:rPr>
+      </w:pPr>
+    </w:p>
+    <w:p>
+      <w:pPr>
+        <w:tabs>
+          <w:tab w:val="left" w:pos="916"/>
+          <w:tab w:val="left" w:pos="1832"/>
+          <w:tab w:val="left" w:pos="2748"/>
+          <w:tab w:val="left" w:pos="3664"/>
+          <w:tab w:val="left" w:pos="4580"/>
+          <w:tab w:val="left" w:pos="5496"/>
+          <w:tab w:val="left" w:pos="6412"/>
+          <w:tab w:val="left" w:pos="7328"/>
+          <w:tab w:val="left" w:pos="8244"/>
+          <w:tab w:val="left" w:pos="9160"/>
+          <w:tab w:val="left" w:pos="10076"/>
+          <w:tab w:val="left" w:pos="10992"/>
+          <w:tab w:val="left" w:pos="11908"/>
+          <w:tab w:val="left" w:pos="12824"/>
+          <w:tab w:val="left" w:pos="13740"/>
+          <w:tab w:val="left" w:pos="14656"/>
+        </w:tabs>
+        <w:spacing w:after="0" w:line="240" w:lineRule="auto"/>
+        <w:rPr>
+          <w:rFonts w:ascii="Courier New" w:eastAsia="Times New Roman" w:hAnsi="Courier New" w:cs="Courier New"/>
+          <w:sz w:val="20"/>
+          <w:szCs w:val="20"/>
+          <w:lang w:eastAsia="en-IN"/>
+        </w:rPr>
+      </w:pPr>
+      <w:proofErr w:type="gramStart"/>
+      <w:r>
+        <w:rPr>
+          <w:rFonts w:ascii="Courier New" w:eastAsia="Times New Roman" w:hAnsi="Courier New" w:cs="Courier New"/>
+          <w:sz w:val="20"/>
+          <w:szCs w:val="20"/>
+          <w:lang w:eastAsia="en-IN"/>
+        </w:rPr>
+        <w:t>terraform</w:t>
+      </w:r>
+      <w:proofErr w:type="gramEnd"/>
+      <w:r>
+        <w:rPr>
+          <w:rFonts w:ascii="Courier New" w:eastAsia="Times New Roman" w:hAnsi="Courier New" w:cs="Courier New"/>
+          <w:sz w:val="20"/>
+          <w:szCs w:val="20"/>
+          <w:lang w:eastAsia="en-IN"/>
+        </w:rPr>
+        <w:t xml:space="preserve"> import </w:t>
+      </w:r>
+      <w:proofErr w:type="spellStart"/>
+      <w:r>
+        <w:rPr>
+          <w:rFonts w:ascii="Courier New" w:eastAsia="Times New Roman" w:hAnsi="Courier New" w:cs="Courier New"/>
+          <w:sz w:val="20"/>
+          <w:szCs w:val="20"/>
+          <w:lang w:eastAsia="en-IN"/>
+        </w:rPr>
+        <w:t>aws_secur</w:t>
+      </w:r>
+      <w:r>
+        <w:rPr>
+          <w:rFonts w:ascii="Courier New" w:eastAsia="Times New Roman" w:hAnsi="Courier New" w:cs="Courier New"/>
+          <w:sz w:val="20"/>
+          <w:szCs w:val="20"/>
+          <w:lang w:eastAsia="en-IN"/>
+        </w:rPr>
+        <w:t>ity_group.app_sg</w:t>
+      </w:r>
+      <w:proofErr w:type="spellEnd"/>
+      <w:r>
+        <w:rPr>
+          <w:rFonts w:ascii="Courier New" w:eastAsia="Times New Roman" w:hAnsi="Courier New" w:cs="Courier New"/>
+          <w:sz w:val="20"/>
+          <w:szCs w:val="20"/>
+          <w:lang w:eastAsia="en-IN"/>
+        </w:rPr>
+        <w:t xml:space="preserve"> </w:t>
+      </w:r>
+      <w:r>
+        <w:rPr>
+          <w:rFonts w:ascii="Courier New" w:eastAsia="Times New Roman" w:hAnsi="Courier New" w:cs="Courier New"/>
+          <w:sz w:val="20"/>
+          <w:szCs w:val="20"/>
+          <w:lang w:eastAsia="en-IN"/>
+        </w:rPr>
+        <w:t>sg-07fd05c16c005e205</w:t>
+      </w:r>
+    </w:p>
     <w:p/>
+    <w:p/>
+    <w:p/>
+    <w:p>
+      <w:pPr>
+        <w:jc w:val="center"/>
+        <w:rPr>
+          <w:b/>
+          <w:sz w:val="32"/>
+        </w:rPr>
+      </w:pPr>
+      <w:r>
+        <w:rPr>
+          <w:b/>
+          <w:sz w:val="32"/>
+        </w:rPr>
+        <w:t>Terraform</w:t>
+      </w:r>
+    </w:p>
+    <w:p>
+      <w:pPr>
+        <w:pStyle w:val="Heading1"/>
+        <w:jc w:val="center"/>
+        <w:rPr>
+          <w:b w:val="0"/>
+        </w:rPr>
+      </w:pPr>
+      <w:r>
+        <w:rPr>
+          <w:rFonts w:ascii="Segoe UI Symbol" w:hAnsi="Segoe UI Symbol" w:cs="Segoe UI Symbol"/>
+        </w:rPr>
+        <w:t>🔷</w:t>
+      </w:r>
+      <w:r>
+        <w:t xml:space="preserve"> Understand the Layers</w:t>
+      </w:r>
+    </w:p>
+    <w:tbl>
+      <w:tblPr>
+        <w:tblW w:w="0" w:type="auto"/>
+        <w:tblCellSpacing w:w="15" w:type="dxa"/>
+        <w:tblInd w:w="1985" w:type="dxa"/>
+        <w:tblCellMar>
+          <w:top w:w="15" w:type="dxa"/>
+          <w:left w:w="15" w:type="dxa"/>
+          <w:bottom w:w="15" w:type="dxa"/>
+          <w:right w:w="15" w:type="dxa"/>
+        </w:tblCellMar>
+        <w:tblLook w:val="04A0" w:firstRow="1" w:lastRow="0" w:firstColumn="1" w:lastColumn="0" w:noHBand="0" w:noVBand="1"/>
+      </w:tblPr>
+      <w:tblGrid>
+        <w:gridCol w:w="3118"/>
+        <w:gridCol w:w="1766"/>
+        <w:gridCol w:w="391"/>
+        <w:gridCol w:w="1766"/>
+      </w:tblGrid>
+      <w:tr>
+        <w:trPr>
+          <w:gridAfter w:val="2"/>
+          <w:wAfter w:w="2112" w:type="dxa"/>
+          <w:trHeight w:val="813"/>
+          <w:tblHeader/>
+          <w:tblCellSpacing w:w="15" w:type="dxa"/>
+        </w:trPr>
+        <w:tc>
+          <w:tcPr>
+            <w:tcW w:w="3073" w:type="dxa"/>
+            <w:vAlign w:val="center"/>
+            <w:hideMark/>
+          </w:tcPr>
+          <w:p>
+            <w:pPr>
+              <w:rPr>
+                <w:b/>
+                <w:bCs/>
+              </w:rPr>
+            </w:pPr>
+            <w:r>
+              <w:rPr>
+                <w:b/>
+                <w:bCs/>
+              </w:rPr>
+              <w:t>Layer</w:t>
+            </w:r>
+          </w:p>
+        </w:tc>
+        <w:tc>
+          <w:tcPr>
+            <w:tcW w:w="1736" w:type="dxa"/>
+            <w:vAlign w:val="center"/>
+            <w:hideMark/>
+          </w:tcPr>
+          <w:p>
+            <w:pPr>
+              <w:rPr>
+                <w:b/>
+                <w:bCs/>
+              </w:rPr>
+            </w:pPr>
+            <w:r>
+              <w:rPr>
+                <w:b/>
+                <w:bCs/>
+              </w:rPr>
+              <w:t>Tool</w:t>
+            </w:r>
+          </w:p>
+        </w:tc>
+      </w:tr>
+      <w:tr>
+        <w:trPr>
+          <w:gridAfter w:val="2"/>
+          <w:wAfter w:w="2112" w:type="dxa"/>
+          <w:tblCellSpacing w:w="15" w:type="dxa"/>
+        </w:trPr>
+        <w:tc>
+          <w:tcPr>
+            <w:tcW w:w="3073" w:type="dxa"/>
+            <w:vAlign w:val="center"/>
+            <w:hideMark/>
+          </w:tcPr>
+          <w:p>
+            <w:r>
+              <w:t>Infrastructure creation</w:t>
+            </w:r>
+          </w:p>
+        </w:tc>
+        <w:tc>
+          <w:tcPr>
+            <w:tcW w:w="1736" w:type="dxa"/>
+            <w:vAlign w:val="center"/>
+            <w:hideMark/>
+          </w:tcPr>
+          <w:p>
+            <w:r>
+              <w:t>Terraform</w:t>
+            </w:r>
+          </w:p>
+        </w:tc>
+      </w:tr>
+      <w:tr>
+        <w:trPr>
+          <w:gridAfter w:val="2"/>
+          <w:wAfter w:w="2112" w:type="dxa"/>
+          <w:tblCellSpacing w:w="15" w:type="dxa"/>
+        </w:trPr>
+        <w:tc>
+          <w:tcPr>
+            <w:tcW w:w="3073" w:type="dxa"/>
+            <w:vAlign w:val="center"/>
+            <w:hideMark/>
+          </w:tcPr>
+          <w:p>
+            <w:r>
+              <w:t>App packaging</w:t>
+            </w:r>
+          </w:p>
+        </w:tc>
+        <w:tc>
+          <w:tcPr>
+            <w:tcW w:w="1736" w:type="dxa"/>
+            <w:vAlign w:val="center"/>
+            <w:hideMark/>
+          </w:tcPr>
+          <w:p>
+            <w:r>
+              <w:t>Docker</w:t>
+            </w:r>
+          </w:p>
+        </w:tc>
+      </w:tr>
+      <w:tr>
+        <w:trPr>
+          <w:gridAfter w:val="2"/>
+          <w:wAfter w:w="2112" w:type="dxa"/>
+          <w:tblCellSpacing w:w="15" w:type="dxa"/>
+        </w:trPr>
+        <w:tc>
+          <w:tcPr>
+            <w:tcW w:w="3073" w:type="dxa"/>
+            <w:vAlign w:val="center"/>
+            <w:hideMark/>
+          </w:tcPr>
+          <w:p>
+            <w:r>
+              <w:t>Automation</w:t>
+            </w:r>
+          </w:p>
+        </w:tc>
+        <w:tc>
+          <w:tcPr>
+            <w:tcW w:w="1736" w:type="dxa"/>
+            <w:vAlign w:val="center"/>
+            <w:hideMark/>
+          </w:tcPr>
+          <w:p>
+            <w:r>
+              <w:t>GitHub Actions</w:t>
+            </w:r>
+          </w:p>
+        </w:tc>
+      </w:tr>
+      <w:tr>
+        <w:trPr>
+          <w:gridAfter w:val="2"/>
+          <w:wAfter w:w="2112" w:type="dxa"/>
+          <w:tblCellSpacing w:w="15" w:type="dxa"/>
+        </w:trPr>
+        <w:tc>
+          <w:tcPr>
+            <w:tcW w:w="3073" w:type="dxa"/>
+            <w:vAlign w:val="center"/>
+            <w:hideMark/>
+          </w:tcPr>
+          <w:p>
+            <w:r>
+              <w:t>Container runtime</w:t>
+            </w:r>
+          </w:p>
+        </w:tc>
+        <w:tc>
+          <w:tcPr>
+            <w:tcW w:w="1736" w:type="dxa"/>
+            <w:vAlign w:val="center"/>
+            <w:hideMark/>
+          </w:tcPr>
+          <w:p>
+            <w:r>
+              <w:t>EC2 / ECS / EKS</w:t>
+            </w:r>
+          </w:p>
+        </w:tc>
+      </w:tr>
+      <w:tr>
+        <w:trPr>
+          <w:gridAfter w:val="2"/>
+          <w:wAfter w:w="2112" w:type="dxa"/>
+          <w:tblCellSpacing w:w="15" w:type="dxa"/>
+        </w:trPr>
+        <w:tc>
+          <w:tcPr>
+            <w:tcW w:w="3073" w:type="dxa"/>
+            <w:vAlign w:val="center"/>
+            <w:hideMark/>
+          </w:tcPr>
+          <w:p>
+            <w:r>
+              <w:t>Orchestration (optional)</w:t>
+            </w:r>
+          </w:p>
+        </w:tc>
+        <w:tc>
+          <w:tcPr>
+            <w:tcW w:w="1736" w:type="dxa"/>
+            <w:vAlign w:val="center"/>
+            <w:hideMark/>
+          </w:tcPr>
+          <w:p>
+            <w:r>
+              <w:t>Kubernetes</w:t>
+            </w:r>
+          </w:p>
+        </w:tc>
+      </w:tr>
+      <w:tr>
+        <w:trPr>
+          <w:tblCellSpacing w:w="15" w:type="dxa"/>
+        </w:trPr>
+        <w:tc>
+          <w:tcPr>
+            <w:tcW w:w="5230" w:type="dxa"/>
+            <w:gridSpan w:val="3"/>
+            <w:vAlign w:val="center"/>
+          </w:tcPr>
+          <w:p>
+            <w:pPr>
+              <w:pStyle w:val="Heading1"/>
+              <w:rPr>
+                <w:b w:val="0"/>
+              </w:rPr>
+            </w:pPr>
+            <w:r>
+              <w:rPr>
+                <w:rFonts w:ascii="Segoe UI Symbol" w:hAnsi="Segoe UI Symbol" w:cs="Segoe UI Symbol"/>
+              </w:rPr>
+              <w:t>🔷</w:t>
+            </w:r>
+            <w:r>
+              <w:t xml:space="preserve"> So Which One Is “Right”?</w:t>
+            </w:r>
+          </w:p>
+          <w:p>
+            <w:pPr>
+              <w:pStyle w:val="NormalWeb"/>
+            </w:pPr>
+            <w:r>
+              <w:t>It depends on architecture.</w:t>
+            </w:r>
+          </w:p>
+          <w:tbl>
+            <w:tblPr>
+              <w:tblW w:w="5200" w:type="dxa"/>
+              <w:tblCellSpacing w:w="15" w:type="dxa"/>
+              <w:tblCellMar>
+                <w:top w:w="15" w:type="dxa"/>
+                <w:left w:w="15" w:type="dxa"/>
+                <w:bottom w:w="15" w:type="dxa"/>
+                <w:right w:w="15" w:type="dxa"/>
+              </w:tblCellMar>
+              <w:tblLook w:val="04A0" w:firstRow="1" w:lastRow="0" w:firstColumn="1" w:lastColumn="0" w:noHBand="0" w:noVBand="1"/>
+            </w:tblPr>
+            <w:tblGrid>
+              <w:gridCol w:w="2648"/>
+              <w:gridCol w:w="2552"/>
+            </w:tblGrid>
+            <w:tr>
+              <w:trPr>
+                <w:tblHeader/>
+                <w:tblCellSpacing w:w="15" w:type="dxa"/>
+              </w:trPr>
+              <w:tc>
+                <w:tcPr>
+                  <w:tcW w:w="2603" w:type="dxa"/>
+                  <w:vAlign w:val="center"/>
+                  <w:hideMark/>
+                </w:tcPr>
+                <w:p>
+                  <w:pPr>
+                    <w:rPr>
+                      <w:b/>
+                      <w:bCs/>
+                    </w:rPr>
+                  </w:pPr>
+                  <w:r>
+                    <w:rPr>
+                      <w:b/>
+                      <w:bCs/>
+                    </w:rPr>
+                    <w:t>If you want</w:t>
+                  </w:r>
+                </w:p>
+              </w:tc>
+              <w:tc>
+                <w:tcPr>
+                  <w:tcW w:w="2507" w:type="dxa"/>
+                  <w:vAlign w:val="center"/>
+                  <w:hideMark/>
+                </w:tcPr>
+                <w:p>
+                  <w:pPr>
+                    <w:rPr>
+                      <w:b/>
+                      <w:bCs/>
+                    </w:rPr>
+                  </w:pPr>
+                  <w:r>
+                    <w:rPr>
+                      <w:b/>
+                      <w:bCs/>
+                    </w:rPr>
+                    <w:t>Use</w:t>
+                  </w:r>
+                </w:p>
+              </w:tc>
+            </w:tr>
+            <w:tr>
+              <w:trPr>
+                <w:tblCellSpacing w:w="15" w:type="dxa"/>
+              </w:trPr>
+              <w:tc>
+                <w:tcPr>
+                  <w:tcW w:w="2603" w:type="dxa"/>
+                  <w:vAlign w:val="center"/>
+                  <w:hideMark/>
+                </w:tcPr>
+                <w:p>
+                  <w:r>
+                    <w:t>Simple Docker server</w:t>
+                  </w:r>
+                </w:p>
+              </w:tc>
+              <w:tc>
+                <w:tcPr>
+                  <w:tcW w:w="2507" w:type="dxa"/>
+                  <w:vAlign w:val="center"/>
+                  <w:hideMark/>
+                </w:tcPr>
+                <w:p>
+                  <w:r>
+                    <w:t>Terraform + EC2</w:t>
+                  </w:r>
+                </w:p>
+              </w:tc>
+            </w:tr>
+            <w:tr>
+              <w:trPr>
+                <w:tblCellSpacing w:w="15" w:type="dxa"/>
+              </w:trPr>
+              <w:tc>
+                <w:tcPr>
+                  <w:tcW w:w="2603" w:type="dxa"/>
+                  <w:vAlign w:val="center"/>
+                  <w:hideMark/>
+                </w:tcPr>
+                <w:p>
+                  <w:r>
+                    <w:t>Managed containers without K8s</w:t>
+                  </w:r>
+                </w:p>
+              </w:tc>
+              <w:tc>
+                <w:tcPr>
+                  <w:tcW w:w="2507" w:type="dxa"/>
+                  <w:vAlign w:val="center"/>
+                  <w:hideMark/>
+                </w:tcPr>
+                <w:p>
+                  <w:r>
+                    <w:t>Terraform + ECS</w:t>
+                  </w:r>
+                </w:p>
+              </w:tc>
+            </w:tr>
+            <w:tr>
+              <w:trPr>
+                <w:tblCellSpacing w:w="15" w:type="dxa"/>
+              </w:trPr>
+              <w:tc>
+                <w:tcPr>
+                  <w:tcW w:w="2603" w:type="dxa"/>
+                  <w:vAlign w:val="center"/>
+                  <w:hideMark/>
+                </w:tcPr>
+                <w:p>
+                  <w:r>
+                    <w:lastRenderedPageBreak/>
+                    <w:t>Full Kubernetes</w:t>
+                  </w:r>
+                </w:p>
+              </w:tc>
+              <w:tc>
+                <w:tcPr>
+                  <w:tcW w:w="2507" w:type="dxa"/>
+                  <w:vAlign w:val="center"/>
+                  <w:hideMark/>
+                </w:tcPr>
+                <w:p>
+                  <w:r>
+                    <w:t>Terraform + EKS</w:t>
+                  </w:r>
+                </w:p>
+              </w:tc>
+            </w:tr>
+            <w:tr>
+              <w:trPr>
+                <w:tblCellSpacing w:w="15" w:type="dxa"/>
+              </w:trPr>
+              <w:tc>
+                <w:tcPr>
+                  <w:tcW w:w="2603" w:type="dxa"/>
+                  <w:vAlign w:val="center"/>
+                  <w:hideMark/>
+                </w:tcPr>
+                <w:p>
+                  <w:r>
+                    <w:t>Full automation</w:t>
+                  </w:r>
+                </w:p>
+              </w:tc>
+              <w:tc>
+                <w:tcPr>
+                  <w:tcW w:w="2507" w:type="dxa"/>
+                  <w:vAlign w:val="center"/>
+                  <w:hideMark/>
+                </w:tcPr>
+                <w:p>
+                  <w:r>
+                    <w:t>Add GitHub Actions</w:t>
+                  </w:r>
+                </w:p>
+              </w:tc>
+            </w:tr>
+          </w:tbl>
+          <w:p/>
+        </w:tc>
+        <w:tc>
+          <w:tcPr>
+            <w:tcW w:w="1721" w:type="dxa"/>
+            <w:vAlign w:val="center"/>
+          </w:tcPr>
+          <w:p/>
+        </w:tc>
+      </w:tr>
+    </w:tbl>
+    <w:p>
+      <w:pPr>
+        <w:spacing w:before="100" w:beforeAutospacing="1" w:after="100" w:afterAutospacing="1" w:line="240" w:lineRule="auto"/>
+        <w:jc w:val="center"/>
+        <w:rPr>
+          <w:rFonts w:ascii="Times New Roman" w:eastAsia="Times New Roman" w:hAnsi="Times New Roman" w:cs="Times New Roman"/>
+          <w:b/>
+          <w:sz w:val="24"/>
+          <w:szCs w:val="24"/>
+          <w:lang w:eastAsia="en-IN"/>
+        </w:rPr>
+      </w:pPr>
+      <w:r>
+        <w:rPr>
+          <w:rFonts w:ascii="Times New Roman" w:eastAsia="Times New Roman" w:hAnsi="Times New Roman" w:cs="Times New Roman"/>
+          <w:b/>
+          <w:sz w:val="24"/>
+          <w:szCs w:val="24"/>
+          <w:lang w:eastAsia="en-IN"/>
+        </w:rPr>
+        <w:t>There are only 4 fundamental runtime types:</w:t>
+      </w:r>
+    </w:p>
+    <w:tbl>
+      <w:tblPr>
+        <w:tblW w:w="0" w:type="auto"/>
+        <w:tblCellSpacing w:w="15" w:type="dxa"/>
+        <w:tblInd w:w="2737" w:type="dxa"/>
+        <w:tblCellMar>
+          <w:top w:w="15" w:type="dxa"/>
+          <w:left w:w="15" w:type="dxa"/>
+          <w:bottom w:w="15" w:type="dxa"/>
+          <w:right w:w="15" w:type="dxa"/>
+        </w:tblCellMar>
+        <w:tblLook w:val="04A0" w:firstRow="1" w:lastRow="0" w:firstColumn="1" w:lastColumn="0" w:noHBand="0" w:noVBand="1"/>
+      </w:tblPr>
+      <w:tblGrid>
+        <w:gridCol w:w="2401"/>
+        <w:gridCol w:w="1168"/>
+      </w:tblGrid>
+      <w:tr>
+        <w:trPr>
+          <w:tblHeader/>
+          <w:tblCellSpacing w:w="15" w:type="dxa"/>
+        </w:trPr>
+        <w:tc>
+          <w:tcPr>
+            <w:tcW w:w="0" w:type="auto"/>
+            <w:vAlign w:val="center"/>
+            <w:hideMark/>
+          </w:tcPr>
+          <w:p>
+            <w:pPr>
+              <w:spacing w:after="0" w:line="240" w:lineRule="auto"/>
+              <w:jc w:val="center"/>
+              <w:rPr>
+                <w:rFonts w:ascii="Times New Roman" w:eastAsia="Times New Roman" w:hAnsi="Times New Roman" w:cs="Times New Roman"/>
+                <w:b/>
+                <w:bCs/>
+                <w:sz w:val="24"/>
+                <w:szCs w:val="24"/>
+                <w:lang w:eastAsia="en-IN"/>
+              </w:rPr>
+            </w:pPr>
+            <w:r>
+              <w:rPr>
+                <w:rFonts w:ascii="Times New Roman" w:eastAsia="Times New Roman" w:hAnsi="Times New Roman" w:cs="Times New Roman"/>
+                <w:b/>
+                <w:bCs/>
+                <w:sz w:val="24"/>
+                <w:szCs w:val="24"/>
+                <w:lang w:eastAsia="en-IN"/>
+              </w:rPr>
+              <w:t>Runtime Type</w:t>
+            </w:r>
+          </w:p>
+        </w:tc>
+        <w:tc>
+          <w:tcPr>
+            <w:tcW w:w="0" w:type="auto"/>
+            <w:vAlign w:val="center"/>
+            <w:hideMark/>
+          </w:tcPr>
+          <w:p>
+            <w:pPr>
+              <w:spacing w:after="0" w:line="240" w:lineRule="auto"/>
+              <w:jc w:val="center"/>
+              <w:rPr>
+                <w:rFonts w:ascii="Times New Roman" w:eastAsia="Times New Roman" w:hAnsi="Times New Roman" w:cs="Times New Roman"/>
+                <w:b/>
+                <w:bCs/>
+                <w:sz w:val="24"/>
+                <w:szCs w:val="24"/>
+                <w:lang w:eastAsia="en-IN"/>
+              </w:rPr>
+            </w:pPr>
+            <w:r>
+              <w:rPr>
+                <w:rFonts w:ascii="Times New Roman" w:eastAsia="Times New Roman" w:hAnsi="Times New Roman" w:cs="Times New Roman"/>
+                <w:b/>
+                <w:bCs/>
+                <w:sz w:val="24"/>
+                <w:szCs w:val="24"/>
+                <w:lang w:eastAsia="en-IN"/>
+              </w:rPr>
+              <w:t>Example</w:t>
+            </w:r>
+          </w:p>
+        </w:tc>
+      </w:tr>
+      <w:tr>
+        <w:trPr>
+          <w:tblCellSpacing w:w="15" w:type="dxa"/>
+        </w:trPr>
+        <w:tc>
+          <w:tcPr>
+            <w:tcW w:w="0" w:type="auto"/>
+            <w:vAlign w:val="center"/>
+            <w:hideMark/>
+          </w:tcPr>
+          <w:p>
+            <w:pPr>
+              <w:spacing w:after="0" w:line="240" w:lineRule="auto"/>
+              <w:jc w:val="center"/>
+              <w:rPr>
+                <w:rFonts w:ascii="Times New Roman" w:eastAsia="Times New Roman" w:hAnsi="Times New Roman" w:cs="Times New Roman"/>
+                <w:sz w:val="24"/>
+                <w:szCs w:val="24"/>
+                <w:lang w:eastAsia="en-IN"/>
+              </w:rPr>
+            </w:pPr>
+            <w:r>
+              <w:rPr>
+                <w:rFonts w:ascii="Times New Roman" w:eastAsia="Times New Roman" w:hAnsi="Times New Roman" w:cs="Times New Roman"/>
+                <w:sz w:val="24"/>
+                <w:szCs w:val="24"/>
+                <w:lang w:eastAsia="en-IN"/>
+              </w:rPr>
+              <w:t>Virtual Machine</w:t>
+            </w:r>
+          </w:p>
+        </w:tc>
+        <w:tc>
+          <w:tcPr>
+            <w:tcW w:w="0" w:type="auto"/>
+            <w:vAlign w:val="center"/>
+            <w:hideMark/>
+          </w:tcPr>
+          <w:p>
+            <w:pPr>
+              <w:spacing w:after="0" w:line="240" w:lineRule="auto"/>
+              <w:jc w:val="center"/>
+              <w:rPr>
+                <w:rFonts w:ascii="Times New Roman" w:eastAsia="Times New Roman" w:hAnsi="Times New Roman" w:cs="Times New Roman"/>
+                <w:sz w:val="24"/>
+                <w:szCs w:val="24"/>
+                <w:lang w:eastAsia="en-IN"/>
+              </w:rPr>
+            </w:pPr>
+            <w:r>
+              <w:rPr>
+                <w:rFonts w:ascii="Times New Roman" w:eastAsia="Times New Roman" w:hAnsi="Times New Roman" w:cs="Times New Roman"/>
+                <w:sz w:val="24"/>
+                <w:szCs w:val="24"/>
+                <w:lang w:eastAsia="en-IN"/>
+              </w:rPr>
+              <w:t>EC2</w:t>
+            </w:r>
+          </w:p>
+        </w:tc>
+      </w:tr>
+      <w:tr>
+        <w:trPr>
+          <w:tblCellSpacing w:w="15" w:type="dxa"/>
+        </w:trPr>
+        <w:tc>
+          <w:tcPr>
+            <w:tcW w:w="0" w:type="auto"/>
+            <w:vAlign w:val="center"/>
+            <w:hideMark/>
+          </w:tcPr>
+          <w:p>
+            <w:pPr>
+              <w:spacing w:after="0" w:line="240" w:lineRule="auto"/>
+              <w:jc w:val="center"/>
+              <w:rPr>
+                <w:rFonts w:ascii="Times New Roman" w:eastAsia="Times New Roman" w:hAnsi="Times New Roman" w:cs="Times New Roman"/>
+                <w:sz w:val="24"/>
+                <w:szCs w:val="24"/>
+                <w:lang w:eastAsia="en-IN"/>
+              </w:rPr>
+            </w:pPr>
+            <w:r>
+              <w:rPr>
+                <w:rFonts w:ascii="Times New Roman" w:eastAsia="Times New Roman" w:hAnsi="Times New Roman" w:cs="Times New Roman"/>
+                <w:sz w:val="24"/>
+                <w:szCs w:val="24"/>
+                <w:lang w:eastAsia="en-IN"/>
+              </w:rPr>
+              <w:t>Container</w:t>
+            </w:r>
+          </w:p>
+        </w:tc>
+        <w:tc>
+          <w:tcPr>
+            <w:tcW w:w="0" w:type="auto"/>
+            <w:vAlign w:val="center"/>
+            <w:hideMark/>
+          </w:tcPr>
+          <w:p>
+            <w:pPr>
+              <w:spacing w:after="0" w:line="240" w:lineRule="auto"/>
+              <w:jc w:val="center"/>
+              <w:rPr>
+                <w:rFonts w:ascii="Times New Roman" w:eastAsia="Times New Roman" w:hAnsi="Times New Roman" w:cs="Times New Roman"/>
+                <w:sz w:val="24"/>
+                <w:szCs w:val="24"/>
+                <w:lang w:eastAsia="en-IN"/>
+              </w:rPr>
+            </w:pPr>
+            <w:r>
+              <w:rPr>
+                <w:rFonts w:ascii="Times New Roman" w:eastAsia="Times New Roman" w:hAnsi="Times New Roman" w:cs="Times New Roman"/>
+                <w:sz w:val="24"/>
+                <w:szCs w:val="24"/>
+                <w:lang w:eastAsia="en-IN"/>
+              </w:rPr>
+              <w:t>ECS</w:t>
+            </w:r>
+          </w:p>
+        </w:tc>
+      </w:tr>
+      <w:tr>
+        <w:trPr>
+          <w:tblCellSpacing w:w="15" w:type="dxa"/>
+        </w:trPr>
+        <w:tc>
+          <w:tcPr>
+            <w:tcW w:w="0" w:type="auto"/>
+            <w:vAlign w:val="center"/>
+            <w:hideMark/>
+          </w:tcPr>
+          <w:p>
+            <w:pPr>
+              <w:spacing w:after="0" w:line="240" w:lineRule="auto"/>
+              <w:jc w:val="center"/>
+              <w:rPr>
+                <w:rFonts w:ascii="Times New Roman" w:eastAsia="Times New Roman" w:hAnsi="Times New Roman" w:cs="Times New Roman"/>
+                <w:sz w:val="24"/>
+                <w:szCs w:val="24"/>
+                <w:lang w:eastAsia="en-IN"/>
+              </w:rPr>
+            </w:pPr>
+            <w:r>
+              <w:rPr>
+                <w:rFonts w:ascii="Times New Roman" w:eastAsia="Times New Roman" w:hAnsi="Times New Roman" w:cs="Times New Roman"/>
+                <w:sz w:val="24"/>
+                <w:szCs w:val="24"/>
+                <w:lang w:eastAsia="en-IN"/>
+              </w:rPr>
+              <w:t>Orchestrated Containers</w:t>
+            </w:r>
+          </w:p>
+        </w:tc>
+        <w:tc>
+          <w:tcPr>
+            <w:tcW w:w="0" w:type="auto"/>
+            <w:vAlign w:val="center"/>
+            <w:hideMark/>
+          </w:tcPr>
+          <w:p>
+            <w:pPr>
+              <w:spacing w:after="0" w:line="240" w:lineRule="auto"/>
+              <w:jc w:val="center"/>
+              <w:rPr>
+                <w:rFonts w:ascii="Times New Roman" w:eastAsia="Times New Roman" w:hAnsi="Times New Roman" w:cs="Times New Roman"/>
+                <w:sz w:val="24"/>
+                <w:szCs w:val="24"/>
+                <w:lang w:eastAsia="en-IN"/>
+              </w:rPr>
+            </w:pPr>
+            <w:r>
+              <w:rPr>
+                <w:rFonts w:ascii="Times New Roman" w:eastAsia="Times New Roman" w:hAnsi="Times New Roman" w:cs="Times New Roman"/>
+                <w:sz w:val="24"/>
+                <w:szCs w:val="24"/>
+                <w:lang w:eastAsia="en-IN"/>
+              </w:rPr>
+              <w:t>Kubernetes</w:t>
+            </w:r>
+          </w:p>
+        </w:tc>
+      </w:tr>
+      <w:tr>
+        <w:trPr>
+          <w:tblCellSpacing w:w="15" w:type="dxa"/>
+        </w:trPr>
+        <w:tc>
+          <w:tcPr>
+            <w:tcW w:w="0" w:type="auto"/>
+            <w:vAlign w:val="center"/>
+            <w:hideMark/>
+          </w:tcPr>
+          <w:p>
+            <w:pPr>
+              <w:spacing w:after="0" w:line="240" w:lineRule="auto"/>
+              <w:jc w:val="center"/>
+              <w:rPr>
+                <w:rFonts w:ascii="Times New Roman" w:eastAsia="Times New Roman" w:hAnsi="Times New Roman" w:cs="Times New Roman"/>
+                <w:sz w:val="24"/>
+                <w:szCs w:val="24"/>
+                <w:lang w:eastAsia="en-IN"/>
+              </w:rPr>
+            </w:pPr>
+            <w:proofErr w:type="spellStart"/>
+            <w:r>
+              <w:rPr>
+                <w:rFonts w:ascii="Times New Roman" w:eastAsia="Times New Roman" w:hAnsi="Times New Roman" w:cs="Times New Roman"/>
+                <w:sz w:val="24"/>
+                <w:szCs w:val="24"/>
+                <w:lang w:eastAsia="en-IN"/>
+              </w:rPr>
+              <w:t>Serverless</w:t>
+            </w:r>
+            <w:proofErr w:type="spellEnd"/>
+          </w:p>
+        </w:tc>
+        <w:tc>
+          <w:tcPr>
+            <w:tcW w:w="0" w:type="auto"/>
+            <w:vAlign w:val="center"/>
+            <w:hideMark/>
+          </w:tcPr>
+          <w:p>
+            <w:pPr>
+              <w:spacing w:after="0" w:line="240" w:lineRule="auto"/>
+              <w:jc w:val="center"/>
+              <w:rPr>
+                <w:rFonts w:ascii="Times New Roman" w:eastAsia="Times New Roman" w:hAnsi="Times New Roman" w:cs="Times New Roman"/>
+                <w:sz w:val="24"/>
+                <w:szCs w:val="24"/>
+                <w:lang w:eastAsia="en-IN"/>
+              </w:rPr>
+            </w:pPr>
+            <w:r>
+              <w:rPr>
+                <w:rFonts w:ascii="Times New Roman" w:eastAsia="Times New Roman" w:hAnsi="Times New Roman" w:cs="Times New Roman"/>
+                <w:sz w:val="24"/>
+                <w:szCs w:val="24"/>
+                <w:lang w:eastAsia="en-IN"/>
+              </w:rPr>
+              <w:t>Lambda</w:t>
+            </w:r>
+          </w:p>
+        </w:tc>
+      </w:tr>
+    </w:tbl>
+    <w:p>
+      <w:pPr>
+        <w:jc w:val="center"/>
+        <w:rPr>
+          <w:b/>
+          <w:sz w:val="32"/>
+        </w:rPr>
+      </w:pPr>
+    </w:p>
+    <w:p>
+      <w:pPr>
+        <w:jc w:val="center"/>
+        <w:rPr>
+          <w:b/>
+          <w:sz w:val="32"/>
+        </w:rPr>
+      </w:pPr>
+    </w:p>
+    <w:p>
+      <w:pPr>
+        <w:jc w:val="center"/>
+        <w:rPr>
+          <w:b/>
+          <w:sz w:val="32"/>
+        </w:rPr>
+      </w:pPr>
+    </w:p>
+    <w:p>
+      <w:pPr>
+        <w:jc w:val="center"/>
+        <w:rPr>
+          <w:b/>
+          <w:sz w:val="32"/>
+        </w:rPr>
+      </w:pPr>
+    </w:p>
+    <w:p>
+      <w:pPr>
+        <w:jc w:val="center"/>
+        <w:rPr>
+          <w:b/>
+          <w:sz w:val="32"/>
+        </w:rPr>
+      </w:pPr>
+    </w:p>
+    <w:p>
+      <w:pPr>
+        <w:pStyle w:val="Heading1"/>
+      </w:pPr>
+      <w:r>
+        <w:rPr>
+          <w:rFonts w:ascii="Segoe UI Symbol" w:hAnsi="Segoe UI Symbol" w:cs="Segoe UI Symbol"/>
+        </w:rPr>
+        <w:t>🔷</w:t>
+      </w:r>
+      <w:r>
+        <w:t xml:space="preserve"> Core Deployment Method Categories (Industry Standard)</w:t>
+      </w:r>
+    </w:p>
+    <w:p>
+      <w:pPr>
+        <w:pStyle w:val="NormalWeb"/>
+      </w:pPr>
+      <w:r>
+        <w:t xml:space="preserve">These are the </w:t>
+      </w:r>
+      <w:r>
+        <w:rPr>
+          <w:rStyle w:val="Strong"/>
+        </w:rPr>
+        <w:t>main models</w:t>
+      </w:r>
+      <w:r>
+        <w:t>. Everything falls under these.</w:t>
+      </w:r>
+    </w:p>
+    <w:tbl>
+      <w:tblPr>
+        <w:tblW w:w="0" w:type="auto"/>
+        <w:tblCellSpacing w:w="15" w:type="dxa"/>
+        <w:tblCellMar>
+          <w:top w:w="15" w:type="dxa"/>
+          <w:left w:w="15" w:type="dxa"/>
+          <w:bottom w:w="15" w:type="dxa"/>
+          <w:right w:w="15" w:type="dxa"/>
+        </w:tblCellMar>
+        <w:tblLook w:val="04A0" w:firstRow="1" w:lastRow="0" w:firstColumn="1" w:lastColumn="0" w:noHBand="0" w:noVBand="1"/>
+      </w:tblPr>
+      <w:tblGrid>
+        <w:gridCol w:w="187"/>
+        <w:gridCol w:w="2541"/>
+        <w:gridCol w:w="2156"/>
+        <w:gridCol w:w="1238"/>
+        <w:gridCol w:w="1849"/>
+      </w:tblGrid>
+      <w:tr>
+        <w:trPr>
+          <w:tblHeader/>
+          <w:tblCellSpacing w:w="15" w:type="dxa"/>
+        </w:trPr>
+        <w:tc>
+          <w:tcPr>
+            <w:tcW w:w="0" w:type="auto"/>
+            <w:vAlign w:val="center"/>
+            <w:hideMark/>
+          </w:tcPr>
+          <w:p>
+            <w:pPr>
+              <w:jc w:val="center"/>
+              <w:rPr>
+                <w:b/>
+                <w:bCs/>
+              </w:rPr>
+            </w:pPr>
+            <w:r>
+              <w:rPr>
+                <w:b/>
+                <w:bCs/>
+              </w:rPr>
+              <w:t>#</w:t>
+            </w:r>
+          </w:p>
+        </w:tc>
+        <w:tc>
+          <w:tcPr>
+            <w:tcW w:w="0" w:type="auto"/>
+            <w:vAlign w:val="center"/>
+            <w:hideMark/>
+          </w:tcPr>
+          <w:p>
+            <w:pPr>
+              <w:jc w:val="center"/>
+              <w:rPr>
+                <w:b/>
+                <w:bCs/>
+              </w:rPr>
+            </w:pPr>
+            <w:r>
+              <w:rPr>
+                <w:b/>
+                <w:bCs/>
+              </w:rPr>
+              <w:t>Deployment Model</w:t>
+            </w:r>
+          </w:p>
+        </w:tc>
+        <w:tc>
+          <w:tcPr>
+            <w:tcW w:w="0" w:type="auto"/>
+            <w:vAlign w:val="center"/>
+            <w:hideMark/>
+          </w:tcPr>
+          <w:p>
+            <w:pPr>
+              <w:jc w:val="center"/>
+              <w:rPr>
+                <w:b/>
+                <w:bCs/>
+              </w:rPr>
+            </w:pPr>
+            <w:r>
+              <w:rPr>
+                <w:b/>
+                <w:bCs/>
+              </w:rPr>
+              <w:t>Example</w:t>
+            </w:r>
+          </w:p>
+        </w:tc>
+        <w:tc>
+          <w:tcPr>
+            <w:tcW w:w="0" w:type="auto"/>
+            <w:vAlign w:val="center"/>
+            <w:hideMark/>
+          </w:tcPr>
+          <w:p>
+            <w:pPr>
+              <w:jc w:val="center"/>
+              <w:rPr>
+                <w:b/>
+                <w:bCs/>
+              </w:rPr>
+            </w:pPr>
+            <w:r>
+              <w:rPr>
+                <w:b/>
+                <w:bCs/>
+              </w:rPr>
+              <w:t>Container?</w:t>
+            </w:r>
+          </w:p>
+        </w:tc>
+        <w:tc>
+          <w:tcPr>
+            <w:tcW w:w="0" w:type="auto"/>
+            <w:vAlign w:val="center"/>
+            <w:hideMark/>
+          </w:tcPr>
+          <w:p>
+            <w:pPr>
+              <w:jc w:val="center"/>
+              <w:rPr>
+                <w:b/>
+                <w:bCs/>
+              </w:rPr>
+            </w:pPr>
+            <w:r>
+              <w:rPr>
+                <w:b/>
+                <w:bCs/>
+              </w:rPr>
+              <w:t>Server Managed By</w:t>
+            </w:r>
+          </w:p>
+        </w:tc>
+      </w:tr>
+      <w:tr>
+        <w:trPr>
+          <w:tblCellSpacing w:w="15" w:type="dxa"/>
+        </w:trPr>
+        <w:tc>
+          <w:tcPr>
+            <w:tcW w:w="0" w:type="auto"/>
+            <w:vAlign w:val="center"/>
+            <w:hideMark/>
+          </w:tcPr>
+          <w:p>
+            <w:r>
+              <w:t>1</w:t>
+            </w:r>
+          </w:p>
+        </w:tc>
+        <w:tc>
+          <w:tcPr>
+            <w:tcW w:w="0" w:type="auto"/>
+            <w:vAlign w:val="center"/>
+            <w:hideMark/>
+          </w:tcPr>
+          <w:p>
+            <w:r>
+              <w:t>Traditional VM Deployment</w:t>
+            </w:r>
+          </w:p>
+        </w:tc>
+        <w:tc>
+          <w:tcPr>
+            <w:tcW w:w="0" w:type="auto"/>
+            <w:vAlign w:val="center"/>
+            <w:hideMark/>
+          </w:tcPr>
+          <w:p>
+            <w:r>
+              <w:t>EC2 + Node/Java</w:t>
+            </w:r>
+          </w:p>
+        </w:tc>
+        <w:tc>
+          <w:tcPr>
+            <w:tcW w:w="0" w:type="auto"/>
+            <w:vAlign w:val="center"/>
+            <w:hideMark/>
+          </w:tcPr>
+          <w:p>
+            <w:r>
+              <w:rPr>
+                <w:rFonts w:ascii="Segoe UI Symbol" w:hAnsi="Segoe UI Symbol" w:cs="Segoe UI Symbol"/>
+              </w:rPr>
+              <w:t>❌</w:t>
+            </w:r>
+          </w:p>
+        </w:tc>
+        <w:tc>
+          <w:tcPr>
+            <w:tcW w:w="0" w:type="auto"/>
+            <w:vAlign w:val="center"/>
+            <w:hideMark/>
+          </w:tcPr>
+          <w:p>
+            <w:r>
+              <w:t>You</w:t>
+            </w:r>
+          </w:p>
+        </w:tc>
+      </w:tr>
+      <w:tr>
+        <w:trPr>
+          <w:tblCellSpacing w:w="15" w:type="dxa"/>
+        </w:trPr>
+        <w:tc>
+          <w:tcPr>
+            <w:tcW w:w="0" w:type="auto"/>
+            <w:vAlign w:val="center"/>
+            <w:hideMark/>
+          </w:tcPr>
+          <w:p>
+            <w:r>
+              <w:t>2</w:t>
+            </w:r>
+          </w:p>
+        </w:tc>
+        <w:tc>
+          <w:tcPr>
+            <w:tcW w:w="0" w:type="auto"/>
+            <w:vAlign w:val="center"/>
+            <w:hideMark/>
+          </w:tcPr>
+          <w:p>
+            <w:r>
+              <w:t>VM + Docker</w:t>
+            </w:r>
+          </w:p>
+        </w:tc>
+        <w:tc>
+          <w:tcPr>
+            <w:tcW w:w="0" w:type="auto"/>
+            <w:vAlign w:val="center"/>
+            <w:hideMark/>
+          </w:tcPr>
+          <w:p>
+            <w:r>
+              <w:t>EC2 + Docker</w:t>
+            </w:r>
+          </w:p>
+        </w:tc>
+        <w:tc>
+          <w:tcPr>
+            <w:tcW w:w="0" w:type="auto"/>
+            <w:vAlign w:val="center"/>
+            <w:hideMark/>
+          </w:tcPr>
+          <w:p>
+            <w:r>
+              <w:rPr>
+                <w:rFonts w:ascii="Segoe UI Symbol" w:hAnsi="Segoe UI Symbol" w:cs="Segoe UI Symbol"/>
+              </w:rPr>
+              <w:t>✅</w:t>
+            </w:r>
+          </w:p>
+        </w:tc>
+        <w:tc>
+          <w:tcPr>
+            <w:tcW w:w="0" w:type="auto"/>
+            <w:vAlign w:val="center"/>
+            <w:hideMark/>
+          </w:tcPr>
+          <w:p>
+            <w:r>
+              <w:t>You</w:t>
+            </w:r>
+          </w:p>
+        </w:tc>
+      </w:tr>
+      <w:tr>
+        <w:trPr>
+          <w:tblCellSpacing w:w="15" w:type="dxa"/>
+        </w:trPr>
+        <w:tc>
+          <w:tcPr>
+            <w:tcW w:w="0" w:type="auto"/>
+            <w:vAlign w:val="center"/>
+            <w:hideMark/>
+          </w:tcPr>
+          <w:p>
+            <w:r>
+              <w:t>3</w:t>
+            </w:r>
+          </w:p>
+        </w:tc>
+        <w:tc>
+          <w:tcPr>
+            <w:tcW w:w="0" w:type="auto"/>
+            <w:vAlign w:val="center"/>
+            <w:hideMark/>
+          </w:tcPr>
+          <w:p>
+            <w:r>
+              <w:t>Managed Containers</w:t>
+            </w:r>
+          </w:p>
+        </w:tc>
+        <w:tc>
+          <w:tcPr>
+            <w:tcW w:w="0" w:type="auto"/>
+            <w:vAlign w:val="center"/>
+            <w:hideMark/>
+          </w:tcPr>
+          <w:p>
+            <w:r>
+              <w:t>ECS / App Runner</w:t>
+            </w:r>
+          </w:p>
+        </w:tc>
+        <w:tc>
+          <w:tcPr>
+            <w:tcW w:w="0" w:type="auto"/>
+            <w:vAlign w:val="center"/>
+            <w:hideMark/>
+          </w:tcPr>
+          <w:p>
+            <w:r>
+              <w:rPr>
+                <w:rFonts w:ascii="Segoe UI Symbol" w:hAnsi="Segoe UI Symbol" w:cs="Segoe UI Symbol"/>
+              </w:rPr>
+              <w:t>✅</w:t>
+            </w:r>
+          </w:p>
+        </w:tc>
+        <w:tc>
+          <w:tcPr>
+            <w:tcW w:w="0" w:type="auto"/>
+            <w:vAlign w:val="center"/>
+            <w:hideMark/>
+          </w:tcPr>
+          <w:p>
+            <w:r>
+              <w:t>Cloud Provider</w:t>
+            </w:r>
+          </w:p>
+        </w:tc>
+      </w:tr>
+      <w:tr>
+        <w:trPr>
+          <w:tblCellSpacing w:w="15" w:type="dxa"/>
+        </w:trPr>
+        <w:tc>
+          <w:tcPr>
+            <w:tcW w:w="0" w:type="auto"/>
+            <w:vAlign w:val="center"/>
+            <w:hideMark/>
+          </w:tcPr>
+          <w:p>
+            <w:r>
+              <w:t>4</w:t>
+            </w:r>
+          </w:p>
+        </w:tc>
+        <w:tc>
+          <w:tcPr>
+            <w:tcW w:w="0" w:type="auto"/>
+            <w:vAlign w:val="center"/>
+            <w:hideMark/>
+          </w:tcPr>
+          <w:p>
+            <w:r>
+              <w:t>Kubernetes</w:t>
+            </w:r>
+          </w:p>
+        </w:tc>
+        <w:tc>
+          <w:tcPr>
+            <w:tcW w:w="0" w:type="auto"/>
+            <w:vAlign w:val="center"/>
+            <w:hideMark/>
+          </w:tcPr>
+          <w:p>
+            <w:r>
+              <w:t>EKS / Self-managed K8s</w:t>
+            </w:r>
+          </w:p>
+        </w:tc>
+        <w:tc>
+          <w:tcPr>
+            <w:tcW w:w="0" w:type="auto"/>
+            <w:vAlign w:val="center"/>
+            <w:hideMark/>
+          </w:tcPr>
+          <w:p>
+            <w:r>
+              <w:rPr>
+                <w:rFonts w:ascii="Segoe UI Symbol" w:hAnsi="Segoe UI Symbol" w:cs="Segoe UI Symbol"/>
+              </w:rPr>
+              <w:t>✅</w:t>
+            </w:r>
+          </w:p>
+        </w:tc>
+        <w:tc>
+          <w:tcPr>
+            <w:tcW w:w="0" w:type="auto"/>
+            <w:vAlign w:val="center"/>
+            <w:hideMark/>
+          </w:tcPr>
+          <w:p>
+            <w:r>
+              <w:t>You or Cloud</w:t>
+            </w:r>
+          </w:p>
+        </w:tc>
+      </w:tr>
+      <w:tr>
+        <w:trPr>
+          <w:tblCellSpacing w:w="15" w:type="dxa"/>
+        </w:trPr>
+        <w:tc>
+          <w:tcPr>
+            <w:tcW w:w="0" w:type="auto"/>
+            <w:vAlign w:val="center"/>
+            <w:hideMark/>
+          </w:tcPr>
+          <w:p>
+            <w:r>
+              <w:t>5</w:t>
+            </w:r>
+          </w:p>
+        </w:tc>
+        <w:tc>
+          <w:tcPr>
+            <w:tcW w:w="0" w:type="auto"/>
+            <w:vAlign w:val="center"/>
+            <w:hideMark/>
+          </w:tcPr>
+          <w:p>
+            <w:proofErr w:type="spellStart"/>
+            <w:r>
+              <w:t>Serverless</w:t>
+            </w:r>
+            <w:proofErr w:type="spellEnd"/>
+          </w:p>
+        </w:tc>
+        <w:tc>
+          <w:tcPr>
+            <w:tcW w:w="0" w:type="auto"/>
+            <w:vAlign w:val="center"/>
+            <w:hideMark/>
+          </w:tcPr>
+          <w:p>
+            <w:r>
+              <w:t>Lambda</w:t>
+            </w:r>
+          </w:p>
+        </w:tc>
+        <w:tc>
+          <w:tcPr>
+            <w:tcW w:w="0" w:type="auto"/>
+            <w:vAlign w:val="center"/>
+            <w:hideMark/>
+          </w:tcPr>
+          <w:p>
+            <w:r>
+              <w:rPr>
+                <w:rFonts w:ascii="Segoe UI Symbol" w:hAnsi="Segoe UI Symbol" w:cs="Segoe UI Symbol"/>
+              </w:rPr>
+              <w:t>❌</w:t>
+            </w:r>
+            <w:r>
+              <w:t xml:space="preserve"> / Optional</w:t>
+            </w:r>
+          </w:p>
+        </w:tc>
+        <w:tc>
+          <w:tcPr>
+            <w:tcW w:w="0" w:type="auto"/>
+            <w:vAlign w:val="center"/>
+            <w:hideMark/>
+          </w:tcPr>
+          <w:p>
+            <w:r>
+              <w:t>Cloud</w:t>
+            </w:r>
+          </w:p>
+        </w:tc>
+      </w:tr>
+      <w:tr>
+        <w:trPr>
+          <w:tblCellSpacing w:w="15" w:type="dxa"/>
+        </w:trPr>
+        <w:tc>
+          <w:tcPr>
+            <w:tcW w:w="0" w:type="auto"/>
+            <w:vAlign w:val="center"/>
+            <w:hideMark/>
+          </w:tcPr>
+          <w:p>
+            <w:r>
+              <w:t>6</w:t>
+            </w:r>
+          </w:p>
+        </w:tc>
+        <w:tc>
+          <w:tcPr>
+            <w:tcW w:w="0" w:type="auto"/>
+            <w:vAlign w:val="center"/>
+            <w:hideMark/>
+          </w:tcPr>
+          <w:p>
+            <w:r>
+              <w:t>PaaS</w:t>
+            </w:r>
+          </w:p>
+        </w:tc>
+        <w:tc>
+          <w:tcPr>
+            <w:tcW w:w="0" w:type="auto"/>
+            <w:vAlign w:val="center"/>
+            <w:hideMark/>
+          </w:tcPr>
+          <w:p>
+            <w:r>
+              <w:t>Elastic Beanstalk</w:t>
+            </w:r>
+          </w:p>
+        </w:tc>
+        <w:tc>
+          <w:tcPr>
+            <w:tcW w:w="0" w:type="auto"/>
+            <w:vAlign w:val="center"/>
+            <w:hideMark/>
+          </w:tcPr>
+          <w:p>
+            <w:r>
+              <w:t>Optional</w:t>
+            </w:r>
+          </w:p>
+        </w:tc>
+        <w:tc>
+          <w:tcPr>
+            <w:tcW w:w="0" w:type="auto"/>
+            <w:vAlign w:val="center"/>
+            <w:hideMark/>
+          </w:tcPr>
+          <w:p>
+            <w:r>
+              <w:t>Cloud</w:t>
+            </w:r>
+          </w:p>
+        </w:tc>
+      </w:tr>
+      <w:tr>
+        <w:trPr>
+          <w:tblCellSpacing w:w="15" w:type="dxa"/>
+        </w:trPr>
+        <w:tc>
+          <w:tcPr>
+            <w:tcW w:w="0" w:type="auto"/>
+            <w:vAlign w:val="center"/>
+            <w:hideMark/>
+          </w:tcPr>
+          <w:p>
+            <w:r>
+              <w:t>7</w:t>
+            </w:r>
+          </w:p>
+        </w:tc>
+        <w:tc>
+          <w:tcPr>
+            <w:tcW w:w="0" w:type="auto"/>
+            <w:vAlign w:val="center"/>
+            <w:hideMark/>
+          </w:tcPr>
+          <w:p>
+            <w:proofErr w:type="spellStart"/>
+            <w:r>
+              <w:t>GitOps</w:t>
+            </w:r>
+            <w:proofErr w:type="spellEnd"/>
+            <w:r>
+              <w:t xml:space="preserve"> Model</w:t>
+            </w:r>
+          </w:p>
+        </w:tc>
+        <w:tc>
+          <w:tcPr>
+            <w:tcW w:w="0" w:type="auto"/>
+            <w:vAlign w:val="center"/>
+            <w:hideMark/>
+          </w:tcPr>
+          <w:p>
+            <w:proofErr w:type="spellStart"/>
+            <w:r>
+              <w:t>ArgoCD</w:t>
+            </w:r>
+            <w:proofErr w:type="spellEnd"/>
+            <w:r>
+              <w:t xml:space="preserve"> (on K8s)</w:t>
+            </w:r>
+          </w:p>
+        </w:tc>
+        <w:tc>
+          <w:tcPr>
+            <w:tcW w:w="0" w:type="auto"/>
+            <w:vAlign w:val="center"/>
+            <w:hideMark/>
+          </w:tcPr>
+          <w:p>
+            <w:r>
+              <w:rPr>
+                <w:rFonts w:ascii="Segoe UI Symbol" w:hAnsi="Segoe UI Symbol" w:cs="Segoe UI Symbol"/>
+              </w:rPr>
+              <w:t>✅</w:t>
+            </w:r>
+          </w:p>
+        </w:tc>
+        <w:tc>
+          <w:tcPr>
+            <w:tcW w:w="0" w:type="auto"/>
+            <w:vAlign w:val="center"/>
+            <w:hideMark/>
+          </w:tcPr>
+          <w:p>
+            <w:r>
+              <w:t>Depends</w:t>
+            </w:r>
+          </w:p>
+        </w:tc>
+      </w:tr>
+      <w:tr>
+        <w:trPr>
+          <w:tblCellSpacing w:w="15" w:type="dxa"/>
+        </w:trPr>
+        <w:tc>
+          <w:tcPr>
+            <w:tcW w:w="0" w:type="auto"/>
+            <w:vAlign w:val="center"/>
+            <w:hideMark/>
+          </w:tcPr>
+          <w:p>
+            <w:r>
+              <w:lastRenderedPageBreak/>
+              <w:t>8</w:t>
+            </w:r>
+          </w:p>
+        </w:tc>
+        <w:tc>
+          <w:tcPr>
+            <w:tcW w:w="0" w:type="auto"/>
+            <w:vAlign w:val="center"/>
+            <w:hideMark/>
+          </w:tcPr>
+          <w:p>
+            <w:r>
+              <w:t>Multi-Cloud / Hybrid</w:t>
+            </w:r>
+          </w:p>
+        </w:tc>
+        <w:tc>
+          <w:tcPr>
+            <w:tcW w:w="0" w:type="auto"/>
+            <w:vAlign w:val="center"/>
+            <w:hideMark/>
+          </w:tcPr>
+          <w:p>
+            <w:r>
+              <w:t>AWS + Azure</w:t>
+            </w:r>
+          </w:p>
+        </w:tc>
+        <w:tc>
+          <w:tcPr>
+            <w:tcW w:w="0" w:type="auto"/>
+            <w:vAlign w:val="center"/>
+            <w:hideMark/>
+          </w:tcPr>
+          <w:p>
+            <w:r>
+              <w:t>Depends</w:t>
+            </w:r>
+          </w:p>
+        </w:tc>
+        <w:tc>
+          <w:tcPr>
+            <w:tcW w:w="0" w:type="auto"/>
+            <w:vAlign w:val="center"/>
+            <w:hideMark/>
+          </w:tcPr>
+          <w:p>
+            <w:r>
+              <w:t>Mixed</w:t>
+            </w:r>
+          </w:p>
+        </w:tc>
+      </w:tr>
+    </w:tbl>
+    <w:p>
+      <w:pPr>
+        <w:rPr>
+          <w:b/>
+          <w:sz w:val="32"/>
+        </w:rPr>
+      </w:pPr>
+    </w:p>
+    <w:p>
+      <w:pPr>
+        <w:pStyle w:val="Heading1"/>
+        <w:rPr>
+          <w:b w:val="0"/>
+        </w:rPr>
+      </w:pPr>
+      <w:r>
+        <w:t>Why It Feels Like More</w:t>
+      </w:r>
+    </w:p>
+    <w:p>
+      <w:pPr>
+        <w:pStyle w:val="NormalWeb"/>
+      </w:pPr>
+      <w:r>
+        <w:t>Because each model can combine with:</w:t>
+      </w:r>
+    </w:p>
+    <w:p>
+      <w:pPr>
+        <w:pStyle w:val="NormalWeb"/>
+        <w:numPr>
+          <w:ilvl w:val="0"/>
+          <w:numId w:val="27"/>
+        </w:numPr>
+      </w:pPr>
+      <w:r>
+        <w:t>Terraform</w:t>
+      </w:r>
+    </w:p>
+    <w:p>
+      <w:pPr>
+        <w:pStyle w:val="NormalWeb"/>
+        <w:numPr>
+          <w:ilvl w:val="0"/>
+          <w:numId w:val="27"/>
+        </w:numPr>
+      </w:pPr>
+      <w:r>
+        <w:t>Jenkins</w:t>
+      </w:r>
+    </w:p>
+    <w:p>
+      <w:pPr>
+        <w:pStyle w:val="NormalWeb"/>
+        <w:numPr>
+          <w:ilvl w:val="0"/>
+          <w:numId w:val="27"/>
+        </w:numPr>
+      </w:pPr>
+      <w:r>
+        <w:t>GitHub Actions</w:t>
+      </w:r>
+    </w:p>
+    <w:p>
+      <w:pPr>
+        <w:pStyle w:val="NormalWeb"/>
+        <w:numPr>
+          <w:ilvl w:val="0"/>
+          <w:numId w:val="27"/>
+        </w:numPr>
+      </w:pPr>
+      <w:r>
+        <w:t>Docker</w:t>
+      </w:r>
+    </w:p>
+    <w:p>
+      <w:pPr>
+        <w:pStyle w:val="NormalWeb"/>
+        <w:numPr>
+          <w:ilvl w:val="0"/>
+          <w:numId w:val="27"/>
+        </w:numPr>
+      </w:pPr>
+      <w:r>
+        <w:t>Load Balancers</w:t>
+      </w:r>
+    </w:p>
+    <w:p>
+      <w:pPr>
+        <w:pStyle w:val="NormalWeb"/>
+        <w:numPr>
+          <w:ilvl w:val="0"/>
+          <w:numId w:val="27"/>
+        </w:numPr>
+      </w:pPr>
+      <w:r>
+        <w:t>Auto Scaling</w:t>
+      </w:r>
+    </w:p>
+    <w:p>
+      <w:pPr>
+        <w:pStyle w:val="NormalWeb"/>
+        <w:numPr>
+          <w:ilvl w:val="0"/>
+          <w:numId w:val="27"/>
+        </w:numPr>
+      </w:pPr>
+      <w:r>
+        <w:t>Blue-Green strategy</w:t>
+      </w:r>
+    </w:p>
+    <w:p>
+      <w:pPr>
+        <w:pStyle w:val="NormalWeb"/>
+        <w:numPr>
+          <w:ilvl w:val="0"/>
+          <w:numId w:val="27"/>
+        </w:numPr>
+      </w:pPr>
+      <w:r>
+        <w:t>Canary releases</w:t>
+      </w:r>
+    </w:p>
+    <w:p>
+      <w:pPr>
+        <w:pStyle w:val="NormalWeb"/>
+      </w:pPr>
+      <w:r>
+        <w:t xml:space="preserve">Those are </w:t>
+      </w:r>
+      <w:r>
+        <w:rPr>
+          <w:rStyle w:val="Strong"/>
+        </w:rPr>
+        <w:t>strategies or tools</w:t>
+      </w:r>
+      <w:r>
+        <w:t>, not new deployment methods.</w:t>
+      </w:r>
+    </w:p>
+    <w:p>
+      <w:pPr>
+        <w:pStyle w:val="Heading1"/>
+      </w:pPr>
+      <w:r>
+        <w:rPr>
+          <w:rFonts w:ascii="Segoe UI Symbol" w:hAnsi="Segoe UI Symbol" w:cs="Segoe UI Symbol"/>
+        </w:rPr>
+        <w:t>🔷</w:t>
+      </w:r>
+      <w:r>
+        <w:t xml:space="preserve"> Deployment Method vs Strategy vs CI/CD Tool</w:t>
+      </w:r>
+    </w:p>
+    <w:tbl>
+      <w:tblPr>
+        <w:tblW w:w="0" w:type="auto"/>
+        <w:tblCellSpacing w:w="15" w:type="dxa"/>
+        <w:tblCellMar>
+          <w:top w:w="15" w:type="dxa"/>
+          <w:left w:w="15" w:type="dxa"/>
+          <w:bottom w:w="15" w:type="dxa"/>
+          <w:right w:w="15" w:type="dxa"/>
+        </w:tblCellMar>
+        <w:tblLook w:val="04A0" w:firstRow="1" w:lastRow="0" w:firstColumn="1" w:lastColumn="0" w:noHBand="0" w:noVBand="1"/>
+      </w:tblPr>
+      <w:tblGrid>
+        <w:gridCol w:w="2050"/>
+        <w:gridCol w:w="3963"/>
+        <w:gridCol w:w="3013"/>
+      </w:tblGrid>
+      <w:tr>
+        <w:trPr>
+          <w:tblHeader/>
+          <w:tblCellSpacing w:w="15" w:type="dxa"/>
+        </w:trPr>
+        <w:tc>
+          <w:tcPr>
+            <w:tcW w:w="0" w:type="auto"/>
+            <w:vAlign w:val="center"/>
+            <w:hideMark/>
+          </w:tcPr>
+          <w:p>
+            <w:pPr>
+              <w:jc w:val="center"/>
+              <w:rPr>
+                <w:b/>
+                <w:bCs/>
+              </w:rPr>
+            </w:pPr>
+            <w:r>
+              <w:rPr>
+                <w:b/>
+                <w:bCs/>
+              </w:rPr>
+              <w:t>Deployment Method</w:t>
+            </w:r>
+          </w:p>
+        </w:tc>
+        <w:tc>
+          <w:tcPr>
+            <w:tcW w:w="0" w:type="auto"/>
+            <w:vAlign w:val="center"/>
+            <w:hideMark/>
+          </w:tcPr>
+          <w:p>
+            <w:pPr>
+              <w:jc w:val="center"/>
+              <w:rPr>
+                <w:b/>
+                <w:bCs/>
+              </w:rPr>
+            </w:pPr>
+            <w:r>
+              <w:rPr>
+                <w:b/>
+                <w:bCs/>
+              </w:rPr>
+              <w:t>Supported Strategies</w:t>
+            </w:r>
+          </w:p>
+        </w:tc>
+        <w:tc>
+          <w:tcPr>
+            <w:tcW w:w="0" w:type="auto"/>
+            <w:vAlign w:val="center"/>
+            <w:hideMark/>
+          </w:tcPr>
+          <w:p>
+            <w:pPr>
+              <w:jc w:val="center"/>
+              <w:rPr>
+                <w:b/>
+                <w:bCs/>
+              </w:rPr>
+            </w:pPr>
+            <w:r>
+              <w:rPr>
+                <w:b/>
+                <w:bCs/>
+              </w:rPr>
+              <w:t>Common CI/CD Tools</w:t>
+            </w:r>
+          </w:p>
+        </w:tc>
+      </w:tr>
+      <w:tr>
+        <w:trPr>
+          <w:tblCellSpacing w:w="15" w:type="dxa"/>
+        </w:trPr>
+        <w:tc>
+          <w:tcPr>
+            <w:tcW w:w="0" w:type="auto"/>
+            <w:vAlign w:val="center"/>
+            <w:hideMark/>
+          </w:tcPr>
+          <w:p>
+            <w:r>
+              <w:rPr>
+                <w:rStyle w:val="Strong"/>
+              </w:rPr>
+              <w:t>VM (EC2)</w:t>
+            </w:r>
+          </w:p>
+        </w:tc>
+        <w:tc>
+          <w:tcPr>
+            <w:tcW w:w="0" w:type="auto"/>
+            <w:vAlign w:val="center"/>
+            <w:hideMark/>
+          </w:tcPr>
+          <w:p>
+            <w:r>
+              <w:t>Recreate, Rolling, Blue-Green (manual), Canary (manual)</w:t>
+            </w:r>
+          </w:p>
+        </w:tc>
+        <w:tc>
+          <w:tcPr>
+            <w:tcW w:w="0" w:type="auto"/>
+            <w:vAlign w:val="center"/>
+            <w:hideMark/>
+          </w:tcPr>
+          <w:p>
+            <w:r>
+              <w:rPr>
+                <w:rStyle w:val="whitespace-normal"/>
+              </w:rPr>
+              <w:t>Jenkins</w:t>
+            </w:r>
+            <w:r>
+              <w:t xml:space="preserve">, </w:t>
+            </w:r>
+            <w:r>
+              <w:rPr>
+                <w:rStyle w:val="whitespace-normal"/>
+              </w:rPr>
+              <w:t>GitHub Actions</w:t>
+            </w:r>
+            <w:r>
+              <w:t xml:space="preserve">, AWS </w:t>
+            </w:r>
+            <w:proofErr w:type="spellStart"/>
+            <w:r>
+              <w:t>CodePipeline</w:t>
+            </w:r>
+            <w:proofErr w:type="spellEnd"/>
+          </w:p>
+        </w:tc>
+      </w:tr>
+      <w:tr>
+        <w:trPr>
+          <w:tblCellSpacing w:w="15" w:type="dxa"/>
+        </w:trPr>
+        <w:tc>
+          <w:tcPr>
+            <w:tcW w:w="0" w:type="auto"/>
+            <w:vAlign w:val="center"/>
+            <w:hideMark/>
+          </w:tcPr>
+          <w:p>
+            <w:r>
+              <w:rPr>
+                <w:rStyle w:val="Strong"/>
+              </w:rPr>
+              <w:t>Managed Containers (ECS)</w:t>
+            </w:r>
+          </w:p>
+        </w:tc>
+        <w:tc>
+          <w:tcPr>
+            <w:tcW w:w="0" w:type="auto"/>
+            <w:vAlign w:val="center"/>
+            <w:hideMark/>
+          </w:tcPr>
+          <w:p>
+            <w:r>
+              <w:t>Recreate, Rolling, Blue-Green, Canary</w:t>
+            </w:r>
+          </w:p>
+        </w:tc>
+        <w:tc>
+          <w:tcPr>
+            <w:tcW w:w="0" w:type="auto"/>
+            <w:vAlign w:val="center"/>
+            <w:hideMark/>
+          </w:tcPr>
+          <w:p>
+            <w:r>
+              <w:t xml:space="preserve">Jenkins, GitHub Actions, </w:t>
+            </w:r>
+            <w:proofErr w:type="spellStart"/>
+            <w:r>
+              <w:t>CodePipeline</w:t>
+            </w:r>
+            <w:proofErr w:type="spellEnd"/>
+          </w:p>
+        </w:tc>
+      </w:tr>
+      <w:tr>
+        <w:trPr>
+          <w:tblCellSpacing w:w="15" w:type="dxa"/>
+        </w:trPr>
+        <w:tc>
+          <w:tcPr>
+            <w:tcW w:w="0" w:type="auto"/>
+            <w:vAlign w:val="center"/>
+            <w:hideMark/>
+          </w:tcPr>
+          <w:p>
+            <w:r>
+              <w:rPr>
+                <w:rStyle w:val="Strong"/>
+              </w:rPr>
+              <w:t>Kubernetes (EKS)</w:t>
+            </w:r>
+          </w:p>
+        </w:tc>
+        <w:tc>
+          <w:tcPr>
+            <w:tcW w:w="0" w:type="auto"/>
+            <w:vAlign w:val="center"/>
+            <w:hideMark/>
+          </w:tcPr>
+          <w:p>
+            <w:r>
+              <w:t>Recreate, Rolling (default), Blue-Green, Canary, A/B, Shadow</w:t>
+            </w:r>
+          </w:p>
+        </w:tc>
+        <w:tc>
+          <w:tcPr>
+            <w:tcW w:w="0" w:type="auto"/>
+            <w:vAlign w:val="center"/>
+            <w:hideMark/>
+          </w:tcPr>
+          <w:p>
+            <w:r>
+              <w:t xml:space="preserve">Jenkins, GitHub Actions, </w:t>
+            </w:r>
+            <w:r>
+              <w:rPr>
+                <w:rStyle w:val="whitespace-normal"/>
+              </w:rPr>
+              <w:t>Argo CD</w:t>
+            </w:r>
+          </w:p>
+        </w:tc>
+      </w:tr>
+      <w:tr>
+        <w:trPr>
+          <w:tblCellSpacing w:w="15" w:type="dxa"/>
+        </w:trPr>
+        <w:tc>
+          <w:tcPr>
+            <w:tcW w:w="0" w:type="auto"/>
+            <w:vAlign w:val="center"/>
+            <w:hideMark/>
+          </w:tcPr>
+          <w:p>
+            <w:proofErr w:type="spellStart"/>
+            <w:r>
+              <w:rPr>
+                <w:rStyle w:val="Strong"/>
+              </w:rPr>
+              <w:t>Serverless</w:t>
+            </w:r>
+            <w:proofErr w:type="spellEnd"/>
+            <w:r>
+              <w:rPr>
+                <w:rStyle w:val="Strong"/>
+              </w:rPr>
+              <w:t xml:space="preserve"> (Lambda)</w:t>
+            </w:r>
+          </w:p>
+        </w:tc>
+        <w:tc>
+          <w:tcPr>
+            <w:tcW w:w="0" w:type="auto"/>
+            <w:vAlign w:val="center"/>
+            <w:hideMark/>
+          </w:tcPr>
+          <w:p>
+            <w:r>
+              <w:t>Recreate, Rolling, Blue-Green, Canary (traffic shifting)</w:t>
+            </w:r>
+          </w:p>
+        </w:tc>
+        <w:tc>
+          <w:tcPr>
+            <w:tcW w:w="0" w:type="auto"/>
+            <w:vAlign w:val="center"/>
+            <w:hideMark/>
+          </w:tcPr>
+          <w:p>
+            <w:r>
+              <w:t xml:space="preserve">Jenkins, GitHub Actions, </w:t>
+            </w:r>
+            <w:proofErr w:type="spellStart"/>
+            <w:r>
+              <w:t>CodePipeline</w:t>
+            </w:r>
+            <w:proofErr w:type="spellEnd"/>
+          </w:p>
+        </w:tc>
+      </w:tr>
+      <w:tr>
+        <w:trPr>
+          <w:tblCellSpacing w:w="15" w:type="dxa"/>
+        </w:trPr>
+        <w:tc>
+          <w:tcPr>
+            <w:tcW w:w="0" w:type="auto"/>
+            <w:vAlign w:val="center"/>
+            <w:hideMark/>
+          </w:tcPr>
+          <w:p>
+            <w:r>
+              <w:rPr>
+                <w:rStyle w:val="Strong"/>
+              </w:rPr>
+              <w:t>PaaS (Elastic Beanstalk)</w:t>
+            </w:r>
+          </w:p>
+        </w:tc>
+        <w:tc>
+          <w:tcPr>
+            <w:tcW w:w="0" w:type="auto"/>
+            <w:vAlign w:val="center"/>
+            <w:hideMark/>
+          </w:tcPr>
+          <w:p>
+            <w:r>
+              <w:t>Recreate, Rolling, Blue-Green</w:t>
+            </w:r>
+          </w:p>
+        </w:tc>
+        <w:tc>
+          <w:tcPr>
+            <w:tcW w:w="0" w:type="auto"/>
+            <w:vAlign w:val="center"/>
+            <w:hideMark/>
+          </w:tcPr>
+          <w:p>
+            <w:r>
+              <w:t xml:space="preserve">Jenkins, GitHub Actions, </w:t>
+            </w:r>
+            <w:proofErr w:type="spellStart"/>
+            <w:r>
+              <w:t>CodePipeline</w:t>
+            </w:r>
+            <w:proofErr w:type="spellEnd"/>
+          </w:p>
+        </w:tc>
+      </w:tr>
+    </w:tbl>
+    <w:p>
+      <w:r>
+        <w:pict>
+          <v:rect id="_x0000_i1046" style="width:0;height:1.5pt" o:hralign="center" o:hrstd="t" o:hr="t" fillcolor="#a0a0a0" stroked="f"/>
+        </w:pict>
+      </w:r>
+    </w:p>
+    <w:p>
+      <w:pPr>
+        <w:pStyle w:val="Heading1"/>
+      </w:pPr>
+      <w:r>
+        <w:rPr>
+          <w:rFonts w:ascii="Segoe UI Symbol" w:hAnsi="Segoe UI Symbol" w:cs="Segoe UI Symbol"/>
+        </w:rPr>
+        <w:t>🔷</w:t>
+      </w:r>
+      <w:r>
+        <w:t xml:space="preserve"> Important Clarifications</w:t>
+      </w:r>
+    </w:p>
+    <w:p>
+      <w:pPr>
+        <w:pStyle w:val="Heading3"/>
+      </w:pPr>
+      <w:r>
+        <w:lastRenderedPageBreak/>
+        <w:t>1️</w:t>
+      </w:r>
+      <w:r>
+        <w:rPr>
+          <w:rFonts w:ascii="Tahoma" w:hAnsi="Tahoma" w:cs="Tahoma"/>
+        </w:rPr>
+        <w:t>⃣</w:t>
+      </w:r>
+      <w:r>
+        <w:t xml:space="preserve"> VM (EC2)</w:t>
+      </w:r>
+    </w:p>
+    <w:p>
+      <w:pPr>
+        <w:pStyle w:val="NormalWeb"/>
+      </w:pPr>
+      <w:r>
+        <w:t xml:space="preserve">Using </w:t>
+      </w:r>
+      <w:r>
+        <w:rPr>
+          <w:rStyle w:val="Strong"/>
+        </w:rPr>
+        <w:t>Amazon Elastic Compute Cloud</w:t>
+      </w:r>
+    </w:p>
+    <w:p>
+      <w:pPr>
+        <w:pStyle w:val="NormalWeb"/>
+        <w:numPr>
+          <w:ilvl w:val="0"/>
+          <w:numId w:val="28"/>
+        </w:numPr>
+      </w:pPr>
+      <w:r>
+        <w:t>Rolling = custom scripting</w:t>
+      </w:r>
+    </w:p>
+    <w:p>
+      <w:pPr>
+        <w:pStyle w:val="NormalWeb"/>
+        <w:numPr>
+          <w:ilvl w:val="0"/>
+          <w:numId w:val="28"/>
+        </w:numPr>
+      </w:pPr>
+      <w:r>
+        <w:t>Blue-Green = two EC2 groups + Load Balancer</w:t>
+      </w:r>
+    </w:p>
+    <w:p>
+      <w:pPr>
+        <w:pStyle w:val="NormalWeb"/>
+        <w:numPr>
+          <w:ilvl w:val="0"/>
+          <w:numId w:val="28"/>
+        </w:numPr>
+      </w:pPr>
+      <w:r>
+        <w:t>Canary = mostly manual</w:t>
+      </w:r>
+    </w:p>
+    <w:p>
+      <w:pPr>
+        <w:pStyle w:val="NormalWeb"/>
+      </w:pPr>
+      <w:r>
+        <w:t>Limited automation unless you build it.</w:t>
+      </w:r>
+    </w:p>
+    <w:p>
+      <w:r>
+        <w:pict>
+          <v:rect id="_x0000_i1047" style="width:0;height:1.5pt" o:hralign="center" o:hrstd="t" o:hr="t" fillcolor="#a0a0a0" stroked="f"/>
+        </w:pict>
+      </w:r>
+    </w:p>
+    <w:p>
+      <w:pPr>
+        <w:pStyle w:val="Heading3"/>
+      </w:pPr>
+      <w:r>
+        <w:t>2️</w:t>
+      </w:r>
+      <w:r>
+        <w:rPr>
+          <w:rFonts w:ascii="Tahoma" w:hAnsi="Tahoma" w:cs="Tahoma"/>
+        </w:rPr>
+        <w:t>⃣</w:t>
+      </w:r>
+      <w:r>
+        <w:t xml:space="preserve"> ECS</w:t>
+      </w:r>
+    </w:p>
+    <w:p>
+      <w:pPr>
+        <w:pStyle w:val="NormalWeb"/>
+      </w:pPr>
+      <w:r>
+        <w:t xml:space="preserve">Using </w:t>
+      </w:r>
+      <w:r>
+        <w:rPr>
+          <w:rStyle w:val="Strong"/>
+        </w:rPr>
+        <w:t>Amazon Elastic Container Service</w:t>
+      </w:r>
+    </w:p>
+    <w:p>
+      <w:pPr>
+        <w:pStyle w:val="NormalWeb"/>
+        <w:numPr>
+          <w:ilvl w:val="0"/>
+          <w:numId w:val="29"/>
+        </w:numPr>
+      </w:pPr>
+      <w:r>
+        <w:t>Rolling = built-in</w:t>
+      </w:r>
+    </w:p>
+    <w:p>
+      <w:pPr>
+        <w:pStyle w:val="NormalWeb"/>
+        <w:numPr>
+          <w:ilvl w:val="0"/>
+          <w:numId w:val="29"/>
+        </w:numPr>
+      </w:pPr>
+      <w:r>
+        <w:t xml:space="preserve">Blue-Green = supported with </w:t>
+      </w:r>
+      <w:proofErr w:type="spellStart"/>
+      <w:r>
+        <w:t>CodeDeploy</w:t>
+      </w:r>
+      <w:proofErr w:type="spellEnd"/>
+    </w:p>
+    <w:p>
+      <w:pPr>
+        <w:pStyle w:val="NormalWeb"/>
+        <w:numPr>
+          <w:ilvl w:val="0"/>
+          <w:numId w:val="29"/>
+        </w:numPr>
+      </w:pPr>
+      <w:r>
+        <w:t>Canary = possible via weighted routing</w:t>
+      </w:r>
+    </w:p>
+    <w:p>
+      <w:pPr>
+        <w:pStyle w:val="NormalWeb"/>
+      </w:pPr>
+      <w:r>
+        <w:t>Very production-friendly.</w:t>
+      </w:r>
+    </w:p>
+    <w:p>
+      <w:r>
+        <w:pict>
+          <v:rect id="_x0000_i1048" style="width:0;height:1.5pt" o:hralign="center" o:hrstd="t" o:hr="t" fillcolor="#a0a0a0" stroked="f"/>
+        </w:pict>
+      </w:r>
+    </w:p>
+    <w:p>
+      <w:pPr>
+        <w:pStyle w:val="Heading3"/>
+      </w:pPr>
+      <w:r>
+        <w:t>3️</w:t>
+      </w:r>
+      <w:r>
+        <w:rPr>
+          <w:rFonts w:ascii="Tahoma" w:hAnsi="Tahoma" w:cs="Tahoma"/>
+        </w:rPr>
+        <w:t>⃣</w:t>
+      </w:r>
+      <w:r>
+        <w:t xml:space="preserve"> Kubernetes (EKS)</w:t>
+      </w:r>
+    </w:p>
+    <w:p>
+      <w:pPr>
+        <w:pStyle w:val="NormalWeb"/>
+      </w:pPr>
+      <w:r>
+        <w:t xml:space="preserve">Using </w:t>
+      </w:r>
+      <w:r>
+        <w:rPr>
+          <w:rStyle w:val="Strong"/>
+        </w:rPr>
+        <w:t>Amazon Elastic Kubernetes Service</w:t>
+      </w:r>
+    </w:p>
+    <w:p>
+      <w:pPr>
+        <w:pStyle w:val="NormalWeb"/>
+        <w:numPr>
+          <w:ilvl w:val="0"/>
+          <w:numId w:val="30"/>
+        </w:numPr>
+      </w:pPr>
+      <w:r>
+        <w:t xml:space="preserve">Rolling = default </w:t>
+      </w:r>
+      <w:proofErr w:type="spellStart"/>
+      <w:r>
+        <w:t>behavior</w:t>
+      </w:r>
+      <w:proofErr w:type="spellEnd"/>
+    </w:p>
+    <w:p>
+      <w:pPr>
+        <w:pStyle w:val="NormalWeb"/>
+        <w:numPr>
+          <w:ilvl w:val="0"/>
+          <w:numId w:val="30"/>
+        </w:numPr>
+      </w:pPr>
+      <w:r>
+        <w:t>Canary/A-B = Ingress or service mesh</w:t>
+      </w:r>
+    </w:p>
+    <w:p>
+      <w:pPr>
+        <w:pStyle w:val="NormalWeb"/>
+        <w:numPr>
+          <w:ilvl w:val="0"/>
+          <w:numId w:val="30"/>
+        </w:numPr>
+      </w:pPr>
+      <w:r>
+        <w:t>Shadow = advanced routing</w:t>
+      </w:r>
+    </w:p>
+    <w:p>
+      <w:pPr>
+        <w:pStyle w:val="NormalWeb"/>
+      </w:pPr>
+      <w:r>
+        <w:t>Most flexible strategy support.</w:t>
+      </w:r>
+    </w:p>
+    <w:p>
+      <w:r>
+        <w:pict>
+          <v:rect id="_x0000_i1049" style="width:0;height:1.5pt" o:hralign="center" o:hrstd="t" o:hr="t" fillcolor="#a0a0a0" stroked="f"/>
+        </w:pict>
+      </w:r>
+    </w:p>
+    <w:p>
+      <w:pPr>
+        <w:pStyle w:val="Heading3"/>
+      </w:pPr>
+      <w:r>
+        <w:t>4️</w:t>
+      </w:r>
+      <w:r>
+        <w:rPr>
+          <w:rFonts w:ascii="Tahoma" w:hAnsi="Tahoma" w:cs="Tahoma"/>
+        </w:rPr>
+        <w:t>⃣</w:t>
+      </w:r>
+      <w:r>
+        <w:t xml:space="preserve"> Lambda</w:t>
+      </w:r>
+    </w:p>
+    <w:p>
+      <w:pPr>
+        <w:pStyle w:val="NormalWeb"/>
+      </w:pPr>
+      <w:r>
+        <w:t xml:space="preserve">Using </w:t>
+      </w:r>
+      <w:r>
+        <w:rPr>
+          <w:rStyle w:val="Strong"/>
+        </w:rPr>
+        <w:t>AWS Lambda</w:t>
+      </w:r>
+    </w:p>
+    <w:p>
+      <w:pPr>
+        <w:pStyle w:val="NormalWeb"/>
+        <w:numPr>
+          <w:ilvl w:val="0"/>
+          <w:numId w:val="31"/>
+        </w:numPr>
+      </w:pPr>
+      <w:r>
+        <w:t>Canary = native traffic shifting</w:t>
+      </w:r>
+    </w:p>
+    <w:p>
+      <w:pPr>
+        <w:pStyle w:val="NormalWeb"/>
+        <w:numPr>
+          <w:ilvl w:val="0"/>
+          <w:numId w:val="31"/>
+        </w:numPr>
+      </w:pPr>
+      <w:r>
+        <w:t>Blue-Green = version + alias</w:t>
+      </w:r>
+    </w:p>
+    <w:p>
+      <w:pPr>
+        <w:pStyle w:val="NormalWeb"/>
+        <w:numPr>
+          <w:ilvl w:val="0"/>
+          <w:numId w:val="31"/>
+        </w:numPr>
+      </w:pPr>
+      <w:r>
+        <w:t>Rolling = gradual percentage shift</w:t>
+      </w:r>
+    </w:p>
+    <w:p>
+      <w:pPr>
+        <w:pStyle w:val="NormalWeb"/>
+      </w:pPr>
+      <w:r>
+        <w:t>Very clean release control.</w:t>
+      </w:r>
+    </w:p>
+    <w:p>
+      <w:r>
+        <w:pict>
+          <v:rect id="_x0000_i1050" style="width:0;height:1.5pt" o:hralign="center" o:hrstd="t" o:hr="t" fillcolor="#a0a0a0" stroked="f"/>
+        </w:pict>
+      </w:r>
+    </w:p>
+    <w:p>
+      <w:pPr>
+        <w:pStyle w:val="Heading1"/>
+      </w:pPr>
+      <w:r>
+        <w:rPr>
+          <w:rFonts w:ascii="Segoe UI Symbol" w:hAnsi="Segoe UI Symbol" w:cs="Segoe UI Symbol"/>
+        </w:rPr>
+        <w:lastRenderedPageBreak/>
+        <w:t>🔷</w:t>
+      </w:r>
+      <w:r>
+        <w:t xml:space="preserve"> Compatibility Summary (Simplified View)</w:t>
+      </w:r>
+    </w:p>
+    <w:tbl>
+      <w:tblPr>
+        <w:tblW w:w="0" w:type="auto"/>
+        <w:tblCellSpacing w:w="15" w:type="dxa"/>
+        <w:tblCellMar>
+          <w:top w:w="15" w:type="dxa"/>
+          <w:left w:w="15" w:type="dxa"/>
+          <w:bottom w:w="15" w:type="dxa"/>
+          <w:right w:w="15" w:type="dxa"/>
+        </w:tblCellMar>
+        <w:tblLook w:val="04A0" w:firstRow="1" w:lastRow="0" w:firstColumn="1" w:lastColumn="0" w:noHBand="0" w:noVBand="1"/>
+      </w:tblPr>
+      <w:tblGrid>
+        <w:gridCol w:w="809"/>
+        <w:gridCol w:w="2167"/>
+        <w:gridCol w:w="1698"/>
+      </w:tblGrid>
+      <w:tr>
+        <w:trPr>
+          <w:tblHeader/>
+          <w:tblCellSpacing w:w="15" w:type="dxa"/>
+        </w:trPr>
+        <w:tc>
+          <w:tcPr>
+            <w:tcW w:w="0" w:type="auto"/>
+            <w:vAlign w:val="center"/>
+            <w:hideMark/>
+          </w:tcPr>
+          <w:p>
+            <w:pPr>
+              <w:jc w:val="center"/>
+              <w:rPr>
+                <w:b/>
+                <w:bCs/>
+              </w:rPr>
+            </w:pPr>
+            <w:r>
+              <w:rPr>
+                <w:b/>
+                <w:bCs/>
+              </w:rPr>
+              <w:t>Method</w:t>
+            </w:r>
+          </w:p>
+        </w:tc>
+        <w:tc>
+          <w:tcPr>
+            <w:tcW w:w="0" w:type="auto"/>
+            <w:vAlign w:val="center"/>
+            <w:hideMark/>
+          </w:tcPr>
+          <w:p>
+            <w:pPr>
+              <w:jc w:val="center"/>
+              <w:rPr>
+                <w:b/>
+                <w:bCs/>
+              </w:rPr>
+            </w:pPr>
+            <w:r>
+              <w:rPr>
+                <w:b/>
+                <w:bCs/>
+              </w:rPr>
+              <w:t>Strategy Flexibility</w:t>
+            </w:r>
+          </w:p>
+        </w:tc>
+        <w:tc>
+          <w:tcPr>
+            <w:tcW w:w="0" w:type="auto"/>
+            <w:vAlign w:val="center"/>
+            <w:hideMark/>
+          </w:tcPr>
+          <w:p>
+            <w:pPr>
+              <w:jc w:val="center"/>
+              <w:rPr>
+                <w:b/>
+                <w:bCs/>
+              </w:rPr>
+            </w:pPr>
+            <w:r>
+              <w:rPr>
+                <w:b/>
+                <w:bCs/>
+              </w:rPr>
+              <w:t>Automation Level</w:t>
+            </w:r>
+          </w:p>
+        </w:tc>
+      </w:tr>
+      <w:tr>
+        <w:trPr>
+          <w:tblCellSpacing w:w="15" w:type="dxa"/>
+        </w:trPr>
+        <w:tc>
+          <w:tcPr>
+            <w:tcW w:w="0" w:type="auto"/>
+            <w:vAlign w:val="center"/>
+            <w:hideMark/>
+          </w:tcPr>
+          <w:p>
+            <w:r>
+              <w:t>EC2</w:t>
+            </w:r>
+          </w:p>
+        </w:tc>
+        <w:tc>
+          <w:tcPr>
+            <w:tcW w:w="0" w:type="auto"/>
+            <w:vAlign w:val="center"/>
+            <w:hideMark/>
+          </w:tcPr>
+          <w:p>
+            <w:r>
+              <w:t>Medium (manual work)</w:t>
+            </w:r>
+          </w:p>
+        </w:tc>
+        <w:tc>
+          <w:tcPr>
+            <w:tcW w:w="0" w:type="auto"/>
+            <w:vAlign w:val="center"/>
+            <w:hideMark/>
+          </w:tcPr>
+          <w:p>
+            <w:r>
+              <w:t>Medium</w:t>
+            </w:r>
+          </w:p>
+        </w:tc>
+      </w:tr>
+      <w:tr>
+        <w:trPr>
+          <w:tblCellSpacing w:w="15" w:type="dxa"/>
+        </w:trPr>
+        <w:tc>
+          <w:tcPr>
+            <w:tcW w:w="0" w:type="auto"/>
+            <w:vAlign w:val="center"/>
+            <w:hideMark/>
+          </w:tcPr>
+          <w:p>
+            <w:r>
+              <w:t>ECS</w:t>
+            </w:r>
+          </w:p>
+        </w:tc>
+        <w:tc>
+          <w:tcPr>
+            <w:tcW w:w="0" w:type="auto"/>
+            <w:vAlign w:val="center"/>
+            <w:hideMark/>
+          </w:tcPr>
+          <w:p>
+            <w:r>
+              <w:t>High</w:t>
+            </w:r>
+          </w:p>
+        </w:tc>
+        <w:tc>
+          <w:tcPr>
+            <w:tcW w:w="0" w:type="auto"/>
+            <w:vAlign w:val="center"/>
+            <w:hideMark/>
+          </w:tcPr>
+          <w:p>
+            <w:r>
+              <w:t>High</w:t>
+            </w:r>
+          </w:p>
+        </w:tc>
+      </w:tr>
+      <w:tr>
+        <w:trPr>
+          <w:tblCellSpacing w:w="15" w:type="dxa"/>
+        </w:trPr>
+        <w:tc>
+          <w:tcPr>
+            <w:tcW w:w="0" w:type="auto"/>
+            <w:vAlign w:val="center"/>
+            <w:hideMark/>
+          </w:tcPr>
+          <w:p>
+            <w:r>
+              <w:t>EKS</w:t>
+            </w:r>
+          </w:p>
+        </w:tc>
+        <w:tc>
+          <w:tcPr>
+            <w:tcW w:w="0" w:type="auto"/>
+            <w:vAlign w:val="center"/>
+            <w:hideMark/>
+          </w:tcPr>
+          <w:p>
+            <w:r>
+              <w:t>Very High</w:t>
+            </w:r>
+          </w:p>
+        </w:tc>
+        <w:tc>
+          <w:tcPr>
+            <w:tcW w:w="0" w:type="auto"/>
+            <w:vAlign w:val="center"/>
+            <w:hideMark/>
+          </w:tcPr>
+          <w:p>
+            <w:r>
+              <w:t>Very High</w:t>
+            </w:r>
+          </w:p>
+        </w:tc>
+      </w:tr>
+      <w:tr>
+        <w:trPr>
+          <w:tblCellSpacing w:w="15" w:type="dxa"/>
+        </w:trPr>
+        <w:tc>
+          <w:tcPr>
+            <w:tcW w:w="0" w:type="auto"/>
+            <w:vAlign w:val="center"/>
+            <w:hideMark/>
+          </w:tcPr>
+          <w:p>
+            <w:r>
+              <w:t>Lambda</w:t>
+            </w:r>
+          </w:p>
+        </w:tc>
+        <w:tc>
+          <w:tcPr>
+            <w:tcW w:w="0" w:type="auto"/>
+            <w:vAlign w:val="center"/>
+            <w:hideMark/>
+          </w:tcPr>
+          <w:p>
+            <w:r>
+              <w:t>High</w:t>
+            </w:r>
+          </w:p>
+        </w:tc>
+        <w:tc>
+          <w:tcPr>
+            <w:tcW w:w="0" w:type="auto"/>
+            <w:vAlign w:val="center"/>
+            <w:hideMark/>
+          </w:tcPr>
+          <w:p>
+            <w:r>
+              <w:t>High</w:t>
+            </w:r>
+          </w:p>
+        </w:tc>
+      </w:tr>
+      <w:tr>
+        <w:trPr>
+          <w:tblCellSpacing w:w="15" w:type="dxa"/>
+        </w:trPr>
+        <w:tc>
+          <w:tcPr>
+            <w:tcW w:w="0" w:type="auto"/>
+            <w:vAlign w:val="center"/>
+            <w:hideMark/>
+          </w:tcPr>
+          <w:p>
+            <w:r>
+              <w:t>PaaS</w:t>
+            </w:r>
+          </w:p>
+        </w:tc>
+        <w:tc>
+          <w:tcPr>
+            <w:tcW w:w="0" w:type="auto"/>
+            <w:vAlign w:val="center"/>
+            <w:hideMark/>
+          </w:tcPr>
+          <w:p>
+            <w:r>
+              <w:t>Medium</w:t>
+            </w:r>
+          </w:p>
+        </w:tc>
+        <w:tc>
+          <w:tcPr>
+            <w:tcW w:w="0" w:type="auto"/>
+            <w:vAlign w:val="center"/>
+            <w:hideMark/>
+          </w:tcPr>
+          <w:p>
+            <w:r>
+              <w:t>Medium</w:t>
+            </w:r>
+          </w:p>
+        </w:tc>
+      </w:tr>
+    </w:tbl>
+    <w:p>
+      <w:r>
+        <w:pict>
+          <v:rect id="_x0000_i1051" style="width:0;height:1.5pt" o:hralign="center" o:hrstd="t" o:hr="t" fillcolor="#a0a0a0" stroked="f"/>
+        </w:pict>
+      </w:r>
+    </w:p>
+    <w:p>
+      <w:pPr>
+        <w:pStyle w:val="Heading1"/>
+      </w:pPr>
+      <w:r>
+        <w:rPr>
+          <w:rFonts w:ascii="Segoe UI Symbol" w:hAnsi="Segoe UI Symbol" w:cs="Segoe UI Symbol"/>
+        </w:rPr>
+        <w:t>🔥</w:t>
+      </w:r>
+      <w:r>
+        <w:t xml:space="preserve"> Final Answer to Your Core Doubt</w:t>
+      </w:r>
+    </w:p>
+    <w:p>
+      <w:pPr>
+        <w:pStyle w:val="NormalWeb"/>
+      </w:pPr>
+      <w:r>
+        <w:t>There are:</w:t>
+      </w:r>
+    </w:p>
+    <w:p>
+      <w:pPr>
+        <w:pStyle w:val="NormalWeb"/>
+        <w:numPr>
+          <w:ilvl w:val="0"/>
+          <w:numId w:val="32"/>
+        </w:numPr>
+      </w:pPr>
+      <w:r>
+        <w:t>~5 Main Deployment Methods</w:t>
+      </w:r>
+    </w:p>
+    <w:p>
+      <w:pPr>
+        <w:pStyle w:val="NormalWeb"/>
+        <w:numPr>
+          <w:ilvl w:val="0"/>
+          <w:numId w:val="32"/>
+        </w:numPr>
+      </w:pPr>
+      <w:r>
+        <w:t>~6 Major Deployment Strategies</w:t>
+      </w:r>
+    </w:p>
+    <w:p>
+      <w:pPr>
+        <w:pStyle w:val="NormalWeb"/>
+        <w:numPr>
+          <w:ilvl w:val="0"/>
+          <w:numId w:val="32"/>
+        </w:numPr>
+      </w:pPr>
+      <w:r>
+        <w:t>~5–6 Common CI/CD Tools</w:t>
+      </w:r>
+    </w:p>
+    <w:p>
+      <w:pPr>
+        <w:pStyle w:val="NormalWeb"/>
+      </w:pPr>
+      <w:r>
+        <w:t>They combine depending on architecture maturity.</w:t>
+      </w:r>
+    </w:p>
+    <w:p>
+      <w:pPr>
+        <w:spacing w:before="100" w:beforeAutospacing="1" w:after="100" w:afterAutospacing="1" w:line="240" w:lineRule="auto"/>
+        <w:outlineLvl w:val="1"/>
+        <w:rPr>
+          <w:rFonts w:ascii="Times New Roman" w:eastAsia="Times New Roman" w:hAnsi="Times New Roman" w:cs="Times New Roman"/>
+          <w:b/>
+          <w:bCs/>
+          <w:sz w:val="36"/>
+          <w:szCs w:val="36"/>
+          <w:lang w:eastAsia="en-IN"/>
+        </w:rPr>
+      </w:pPr>
+    </w:p>
+    <w:p>
+      <w:pPr>
+        <w:spacing w:before="100" w:beforeAutospacing="1" w:after="100" w:afterAutospacing="1" w:line="240" w:lineRule="auto"/>
+        <w:outlineLvl w:val="1"/>
+        <w:rPr>
+          <w:rFonts w:ascii="Times New Roman" w:eastAsia="Times New Roman" w:hAnsi="Times New Roman" w:cs="Times New Roman"/>
+          <w:b/>
+          <w:bCs/>
+          <w:sz w:val="36"/>
+          <w:szCs w:val="36"/>
+          <w:lang w:eastAsia="en-IN"/>
+        </w:rPr>
+      </w:pPr>
+      <w:r>
+        <w:rPr>
+          <w:rFonts w:ascii="Times New Roman" w:eastAsia="Times New Roman" w:hAnsi="Times New Roman" w:cs="Times New Roman"/>
+          <w:b/>
+          <w:bCs/>
+          <w:sz w:val="36"/>
+          <w:szCs w:val="36"/>
+          <w:lang w:eastAsia="en-IN"/>
+        </w:rPr>
+        <w:t>Option 1 — Terraform + EC2 (Simplest)</w:t>
+      </w:r>
+    </w:p>
+    <w:p>
+      <w:pPr>
+        <w:spacing w:before="100" w:beforeAutospacing="1" w:after="100" w:afterAutospacing="1" w:line="240" w:lineRule="auto"/>
+        <w:rPr>
+          <w:rFonts w:ascii="Times New Roman" w:eastAsia="Times New Roman" w:hAnsi="Times New Roman" w:cs="Times New Roman"/>
+          <w:sz w:val="24"/>
+          <w:szCs w:val="24"/>
+          <w:lang w:eastAsia="en-IN"/>
+        </w:rPr>
+      </w:pPr>
+      <w:r>
+        <w:rPr>
+          <w:rFonts w:ascii="Times New Roman" w:eastAsia="Times New Roman" w:hAnsi="Times New Roman" w:cs="Times New Roman"/>
+          <w:sz w:val="24"/>
+          <w:szCs w:val="24"/>
+          <w:lang w:eastAsia="en-IN"/>
+        </w:rPr>
+        <w:t>Terraform creates:</w:t>
+      </w:r>
+    </w:p>
+    <w:p>
+      <w:pPr>
+        <w:numPr>
+          <w:ilvl w:val="0"/>
+          <w:numId w:val="24"/>
+        </w:numPr>
+        <w:spacing w:before="100" w:beforeAutospacing="1" w:after="100" w:afterAutospacing="1" w:line="240" w:lineRule="auto"/>
+        <w:rPr>
+          <w:rFonts w:ascii="Times New Roman" w:eastAsia="Times New Roman" w:hAnsi="Times New Roman" w:cs="Times New Roman"/>
+          <w:sz w:val="24"/>
+          <w:szCs w:val="24"/>
+          <w:lang w:eastAsia="en-IN"/>
+        </w:rPr>
+      </w:pPr>
+      <w:r>
+        <w:rPr>
+          <w:rFonts w:ascii="Times New Roman" w:eastAsia="Times New Roman" w:hAnsi="Times New Roman" w:cs="Times New Roman"/>
+          <w:sz w:val="24"/>
+          <w:szCs w:val="24"/>
+          <w:lang w:eastAsia="en-IN"/>
+        </w:rPr>
+        <w:t>EC2</w:t>
+      </w:r>
+    </w:p>
+    <w:p>
+      <w:pPr>
+        <w:numPr>
+          <w:ilvl w:val="0"/>
+          <w:numId w:val="24"/>
+        </w:numPr>
+        <w:spacing w:before="100" w:beforeAutospacing="1" w:after="100" w:afterAutospacing="1" w:line="240" w:lineRule="auto"/>
+        <w:rPr>
+          <w:rFonts w:ascii="Times New Roman" w:eastAsia="Times New Roman" w:hAnsi="Times New Roman" w:cs="Times New Roman"/>
+          <w:sz w:val="24"/>
+          <w:szCs w:val="24"/>
+          <w:lang w:eastAsia="en-IN"/>
+        </w:rPr>
+      </w:pPr>
+      <w:r>
+        <w:rPr>
+          <w:rFonts w:ascii="Times New Roman" w:eastAsia="Times New Roman" w:hAnsi="Times New Roman" w:cs="Times New Roman"/>
+          <w:sz w:val="24"/>
+          <w:szCs w:val="24"/>
+          <w:lang w:eastAsia="en-IN"/>
+        </w:rPr>
+        <w:t>Security group</w:t>
+      </w:r>
+    </w:p>
+    <w:p>
+      <w:pPr>
+        <w:spacing w:before="100" w:beforeAutospacing="1" w:after="100" w:afterAutospacing="1" w:line="240" w:lineRule="auto"/>
+        <w:rPr>
+          <w:rFonts w:ascii="Times New Roman" w:eastAsia="Times New Roman" w:hAnsi="Times New Roman" w:cs="Times New Roman"/>
+          <w:sz w:val="24"/>
+          <w:szCs w:val="24"/>
+          <w:lang w:eastAsia="en-IN"/>
+        </w:rPr>
+      </w:pPr>
+      <w:r>
+        <w:rPr>
+          <w:rFonts w:ascii="Times New Roman" w:eastAsia="Times New Roman" w:hAnsi="Times New Roman" w:cs="Times New Roman"/>
+          <w:sz w:val="24"/>
+          <w:szCs w:val="24"/>
+          <w:lang w:eastAsia="en-IN"/>
+        </w:rPr>
+        <w:t>CI/CD deploys Docker to EC2 via SSH.</w:t>
+      </w:r>
+    </w:p>
+    <w:p>
+      <w:pPr>
+        <w:spacing w:before="100" w:beforeAutospacing="1" w:after="100" w:afterAutospacing="1" w:line="240" w:lineRule="auto"/>
+        <w:rPr>
+          <w:rFonts w:ascii="Times New Roman" w:eastAsia="Times New Roman" w:hAnsi="Times New Roman" w:cs="Times New Roman"/>
+          <w:sz w:val="24"/>
+          <w:szCs w:val="24"/>
+          <w:lang w:eastAsia="en-IN"/>
+        </w:rPr>
+      </w:pPr>
+      <w:r>
+        <w:rPr>
+          <w:rFonts w:ascii="Times New Roman" w:eastAsia="Times New Roman" w:hAnsi="Times New Roman" w:cs="Times New Roman"/>
+          <w:sz w:val="24"/>
+          <w:szCs w:val="24"/>
+          <w:lang w:eastAsia="en-IN"/>
+        </w:rPr>
+        <w:t>No Kubernetes.</w:t>
+      </w:r>
+    </w:p>
+    <w:p>
+      <w:pPr>
+        <w:spacing w:after="0" w:line="240" w:lineRule="auto"/>
+        <w:rPr>
+          <w:rFonts w:ascii="Times New Roman" w:eastAsia="Times New Roman" w:hAnsi="Times New Roman" w:cs="Times New Roman"/>
+          <w:sz w:val="24"/>
+          <w:szCs w:val="24"/>
+          <w:lang w:eastAsia="en-IN"/>
+        </w:rPr>
+      </w:pPr>
+      <w:r>
+        <w:rPr>
+          <w:rFonts w:ascii="Times New Roman" w:eastAsia="Times New Roman" w:hAnsi="Times New Roman" w:cs="Times New Roman"/>
+          <w:sz w:val="24"/>
+          <w:szCs w:val="24"/>
+          <w:lang w:eastAsia="en-IN"/>
+        </w:rPr>
+        <w:pict>
+          <v:rect id="_x0000_i1052" style="width:0;height:1.5pt" o:hralign="center" o:hrstd="t" o:hr="t" fillcolor="#a0a0a0" stroked="f"/>
+        </w:pict>
+      </w:r>
+    </w:p>
+    <w:p>
+      <w:pPr>
+        <w:spacing w:before="100" w:beforeAutospacing="1" w:after="100" w:afterAutospacing="1" w:line="240" w:lineRule="auto"/>
+        <w:outlineLvl w:val="1"/>
+        <w:rPr>
+          <w:rFonts w:ascii="Times New Roman" w:eastAsia="Times New Roman" w:hAnsi="Times New Roman" w:cs="Times New Roman"/>
+          <w:b/>
+          <w:bCs/>
+          <w:sz w:val="36"/>
+          <w:szCs w:val="36"/>
+          <w:lang w:eastAsia="en-IN"/>
+        </w:rPr>
+      </w:pPr>
+      <w:r>
+        <w:rPr>
+          <w:rFonts w:ascii="Times New Roman" w:eastAsia="Times New Roman" w:hAnsi="Times New Roman" w:cs="Times New Roman"/>
+          <w:b/>
+          <w:bCs/>
+          <w:sz w:val="36"/>
+          <w:szCs w:val="36"/>
+          <w:lang w:eastAsia="en-IN"/>
+        </w:rPr>
+        <w:t>Option 2 — Terraform + ECS</w:t>
+      </w:r>
+    </w:p>
+    <w:p>
+      <w:pPr>
+        <w:spacing w:before="100" w:beforeAutospacing="1" w:after="100" w:afterAutospacing="1" w:line="240" w:lineRule="auto"/>
+        <w:rPr>
+          <w:rFonts w:ascii="Times New Roman" w:eastAsia="Times New Roman" w:hAnsi="Times New Roman" w:cs="Times New Roman"/>
+          <w:sz w:val="24"/>
+          <w:szCs w:val="24"/>
+          <w:lang w:eastAsia="en-IN"/>
+        </w:rPr>
+      </w:pPr>
+      <w:r>
+        <w:rPr>
+          <w:rFonts w:ascii="Times New Roman" w:eastAsia="Times New Roman" w:hAnsi="Times New Roman" w:cs="Times New Roman"/>
+          <w:sz w:val="24"/>
+          <w:szCs w:val="24"/>
+          <w:lang w:eastAsia="en-IN"/>
+        </w:rPr>
+        <w:t>Terraform creates:</w:t>
+      </w:r>
+    </w:p>
+    <w:p>
+      <w:pPr>
+        <w:numPr>
+          <w:ilvl w:val="0"/>
+          <w:numId w:val="25"/>
+        </w:numPr>
+        <w:spacing w:before="100" w:beforeAutospacing="1" w:after="100" w:afterAutospacing="1" w:line="240" w:lineRule="auto"/>
+        <w:rPr>
+          <w:rFonts w:ascii="Times New Roman" w:eastAsia="Times New Roman" w:hAnsi="Times New Roman" w:cs="Times New Roman"/>
+          <w:sz w:val="24"/>
+          <w:szCs w:val="24"/>
+          <w:lang w:eastAsia="en-IN"/>
+        </w:rPr>
+      </w:pPr>
+      <w:r>
+        <w:rPr>
+          <w:rFonts w:ascii="Times New Roman" w:eastAsia="Times New Roman" w:hAnsi="Times New Roman" w:cs="Times New Roman"/>
+          <w:sz w:val="24"/>
+          <w:szCs w:val="24"/>
+          <w:lang w:eastAsia="en-IN"/>
+        </w:rPr>
+        <w:lastRenderedPageBreak/>
+        <w:t>ECS cluster</w:t>
+      </w:r>
+    </w:p>
+    <w:p>
+      <w:pPr>
+        <w:numPr>
+          <w:ilvl w:val="0"/>
+          <w:numId w:val="25"/>
+        </w:numPr>
+        <w:spacing w:before="100" w:beforeAutospacing="1" w:after="100" w:afterAutospacing="1" w:line="240" w:lineRule="auto"/>
+        <w:rPr>
+          <w:rFonts w:ascii="Times New Roman" w:eastAsia="Times New Roman" w:hAnsi="Times New Roman" w:cs="Times New Roman"/>
+          <w:sz w:val="24"/>
+          <w:szCs w:val="24"/>
+          <w:lang w:eastAsia="en-IN"/>
+        </w:rPr>
+      </w:pPr>
+      <w:r>
+        <w:rPr>
+          <w:rFonts w:ascii="Times New Roman" w:eastAsia="Times New Roman" w:hAnsi="Times New Roman" w:cs="Times New Roman"/>
+          <w:sz w:val="24"/>
+          <w:szCs w:val="24"/>
+          <w:lang w:eastAsia="en-IN"/>
+        </w:rPr>
+        <w:t>Service</w:t>
+      </w:r>
+    </w:p>
+    <w:p>
+      <w:pPr>
+        <w:numPr>
+          <w:ilvl w:val="0"/>
+          <w:numId w:val="25"/>
+        </w:numPr>
+        <w:spacing w:before="100" w:beforeAutospacing="1" w:after="100" w:afterAutospacing="1" w:line="240" w:lineRule="auto"/>
+        <w:rPr>
+          <w:rFonts w:ascii="Times New Roman" w:eastAsia="Times New Roman" w:hAnsi="Times New Roman" w:cs="Times New Roman"/>
+          <w:sz w:val="24"/>
+          <w:szCs w:val="24"/>
+          <w:lang w:eastAsia="en-IN"/>
+        </w:rPr>
+      </w:pPr>
+      <w:r>
+        <w:rPr>
+          <w:rFonts w:ascii="Times New Roman" w:eastAsia="Times New Roman" w:hAnsi="Times New Roman" w:cs="Times New Roman"/>
+          <w:sz w:val="24"/>
+          <w:szCs w:val="24"/>
+          <w:lang w:eastAsia="en-IN"/>
+        </w:rPr>
+        <w:t>Load balancer</w:t>
+      </w:r>
+    </w:p>
+    <w:p>
+      <w:pPr>
+        <w:spacing w:before="100" w:beforeAutospacing="1" w:after="100" w:afterAutospacing="1" w:line="240" w:lineRule="auto"/>
+        <w:rPr>
+          <w:rFonts w:ascii="Times New Roman" w:eastAsia="Times New Roman" w:hAnsi="Times New Roman" w:cs="Times New Roman"/>
+          <w:sz w:val="24"/>
+          <w:szCs w:val="24"/>
+          <w:lang w:eastAsia="en-IN"/>
+        </w:rPr>
+      </w:pPr>
+      <w:r>
+        <w:rPr>
+          <w:rFonts w:ascii="Times New Roman" w:eastAsia="Times New Roman" w:hAnsi="Times New Roman" w:cs="Times New Roman"/>
+          <w:sz w:val="24"/>
+          <w:szCs w:val="24"/>
+          <w:lang w:eastAsia="en-IN"/>
+        </w:rPr>
+        <w:t>CI/CD pushes Docker image → ECS auto deploys.</w:t>
+      </w:r>
+    </w:p>
+    <w:p>
+      <w:pPr>
+        <w:spacing w:before="100" w:beforeAutospacing="1" w:after="100" w:afterAutospacing="1" w:line="240" w:lineRule="auto"/>
+        <w:rPr>
+          <w:rFonts w:ascii="Times New Roman" w:eastAsia="Times New Roman" w:hAnsi="Times New Roman" w:cs="Times New Roman"/>
+          <w:sz w:val="24"/>
+          <w:szCs w:val="24"/>
+          <w:lang w:eastAsia="en-IN"/>
+        </w:rPr>
+      </w:pPr>
+      <w:r>
+        <w:rPr>
+          <w:rFonts w:ascii="Times New Roman" w:eastAsia="Times New Roman" w:hAnsi="Times New Roman" w:cs="Times New Roman"/>
+          <w:sz w:val="24"/>
+          <w:szCs w:val="24"/>
+          <w:lang w:eastAsia="en-IN"/>
+        </w:rPr>
+        <w:t>No Kubernetes.</w:t>
+      </w:r>
+    </w:p>
+    <w:p>
+      <w:pPr>
+        <w:spacing w:after="0" w:line="240" w:lineRule="auto"/>
+        <w:rPr>
+          <w:rFonts w:ascii="Times New Roman" w:eastAsia="Times New Roman" w:hAnsi="Times New Roman" w:cs="Times New Roman"/>
+          <w:sz w:val="24"/>
+          <w:szCs w:val="24"/>
+          <w:lang w:eastAsia="en-IN"/>
+        </w:rPr>
+      </w:pPr>
+      <w:r>
+        <w:rPr>
+          <w:rFonts w:ascii="Times New Roman" w:eastAsia="Times New Roman" w:hAnsi="Times New Roman" w:cs="Times New Roman"/>
+          <w:sz w:val="24"/>
+          <w:szCs w:val="24"/>
+          <w:lang w:eastAsia="en-IN"/>
+        </w:rPr>
+        <w:pict>
+          <v:rect id="_x0000_i1053" style="width:0;height:1.5pt" o:hralign="center" o:hrstd="t" o:hr="t" fillcolor="#a0a0a0" stroked="f"/>
+        </w:pict>
+      </w:r>
+    </w:p>
+    <w:p>
+      <w:pPr>
+        <w:spacing w:before="100" w:beforeAutospacing="1" w:after="100" w:afterAutospacing="1" w:line="240" w:lineRule="auto"/>
+        <w:outlineLvl w:val="1"/>
+        <w:rPr>
+          <w:rFonts w:ascii="Times New Roman" w:eastAsia="Times New Roman" w:hAnsi="Times New Roman" w:cs="Times New Roman"/>
+          <w:b/>
+          <w:bCs/>
+          <w:sz w:val="36"/>
+          <w:szCs w:val="36"/>
+          <w:lang w:eastAsia="en-IN"/>
+        </w:rPr>
+      </w:pPr>
+      <w:r>
+        <w:rPr>
+          <w:rFonts w:ascii="Times New Roman" w:eastAsia="Times New Roman" w:hAnsi="Times New Roman" w:cs="Times New Roman"/>
+          <w:b/>
+          <w:bCs/>
+          <w:sz w:val="36"/>
+          <w:szCs w:val="36"/>
+          <w:lang w:eastAsia="en-IN"/>
+        </w:rPr>
+        <w:t>Option 3 — Terraform + EKS (Advanced)</w:t>
+      </w:r>
+    </w:p>
+    <w:p>
+      <w:pPr>
+        <w:spacing w:before="100" w:beforeAutospacing="1" w:after="100" w:afterAutospacing="1" w:line="240" w:lineRule="auto"/>
+        <w:rPr>
+          <w:rFonts w:ascii="Times New Roman" w:eastAsia="Times New Roman" w:hAnsi="Times New Roman" w:cs="Times New Roman"/>
+          <w:sz w:val="24"/>
+          <w:szCs w:val="24"/>
+          <w:lang w:eastAsia="en-IN"/>
+        </w:rPr>
+      </w:pPr>
+      <w:r>
+        <w:rPr>
+          <w:rFonts w:ascii="Times New Roman" w:eastAsia="Times New Roman" w:hAnsi="Times New Roman" w:cs="Times New Roman"/>
+          <w:sz w:val="24"/>
+          <w:szCs w:val="24"/>
+          <w:lang w:eastAsia="en-IN"/>
+        </w:rPr>
+        <w:t>Terraform creates:</w:t>
+      </w:r>
+    </w:p>
+    <w:p>
+      <w:pPr>
+        <w:numPr>
+          <w:ilvl w:val="0"/>
+          <w:numId w:val="26"/>
+        </w:numPr>
+        <w:spacing w:before="100" w:beforeAutospacing="1" w:after="100" w:afterAutospacing="1" w:line="240" w:lineRule="auto"/>
+        <w:rPr>
+          <w:rFonts w:ascii="Times New Roman" w:eastAsia="Times New Roman" w:hAnsi="Times New Roman" w:cs="Times New Roman"/>
+          <w:sz w:val="24"/>
+          <w:szCs w:val="24"/>
+          <w:lang w:eastAsia="en-IN"/>
+        </w:rPr>
+      </w:pPr>
+      <w:r>
+        <w:rPr>
+          <w:rFonts w:ascii="Times New Roman" w:eastAsia="Times New Roman" w:hAnsi="Times New Roman" w:cs="Times New Roman"/>
+          <w:sz w:val="24"/>
+          <w:szCs w:val="24"/>
+          <w:lang w:eastAsia="en-IN"/>
+        </w:rPr>
+        <w:t>EKS cluster</w:t>
+      </w:r>
+    </w:p>
+    <w:p>
+      <w:pPr>
+        <w:numPr>
+          <w:ilvl w:val="0"/>
+          <w:numId w:val="26"/>
+        </w:numPr>
+        <w:spacing w:before="100" w:beforeAutospacing="1" w:after="100" w:afterAutospacing="1" w:line="240" w:lineRule="auto"/>
+        <w:rPr>
+          <w:rFonts w:ascii="Times New Roman" w:eastAsia="Times New Roman" w:hAnsi="Times New Roman" w:cs="Times New Roman"/>
+          <w:sz w:val="24"/>
+          <w:szCs w:val="24"/>
+          <w:lang w:eastAsia="en-IN"/>
+        </w:rPr>
+      </w:pPr>
+      <w:r>
+        <w:rPr>
+          <w:rFonts w:ascii="Times New Roman" w:eastAsia="Times New Roman" w:hAnsi="Times New Roman" w:cs="Times New Roman"/>
+          <w:sz w:val="24"/>
+          <w:szCs w:val="24"/>
+          <w:lang w:eastAsia="en-IN"/>
+        </w:rPr>
+        <w:t>Node group</w:t>
+      </w:r>
+    </w:p>
+    <w:p>
+      <w:pPr>
+        <w:spacing w:before="100" w:beforeAutospacing="1" w:after="100" w:afterAutospacing="1" w:line="240" w:lineRule="auto"/>
+        <w:rPr>
+          <w:rFonts w:ascii="Times New Roman" w:eastAsia="Times New Roman" w:hAnsi="Times New Roman" w:cs="Times New Roman"/>
+          <w:sz w:val="24"/>
+          <w:szCs w:val="24"/>
+          <w:lang w:eastAsia="en-IN"/>
+        </w:rPr>
+      </w:pPr>
+      <w:r>
+        <w:rPr>
+          <w:rFonts w:ascii="Times New Roman" w:eastAsia="Times New Roman" w:hAnsi="Times New Roman" w:cs="Times New Roman"/>
+          <w:sz w:val="24"/>
+          <w:szCs w:val="24"/>
+          <w:lang w:eastAsia="en-IN"/>
+        </w:rPr>
+        <w:t xml:space="preserve">CI/CD runs </w:t>
+      </w:r>
+      <w:proofErr w:type="spellStart"/>
+      <w:r>
+        <w:rPr>
+          <w:rFonts w:ascii="Courier New" w:eastAsia="Times New Roman" w:hAnsi="Courier New" w:cs="Courier New"/>
+          <w:sz w:val="20"/>
+          <w:szCs w:val="20"/>
+          <w:lang w:eastAsia="en-IN"/>
+        </w:rPr>
+        <w:t>kubectl</w:t>
+      </w:r>
+      <w:proofErr w:type="spellEnd"/>
+      <w:r>
+        <w:rPr>
+          <w:rFonts w:ascii="Courier New" w:eastAsia="Times New Roman" w:hAnsi="Courier New" w:cs="Courier New"/>
+          <w:sz w:val="20"/>
+          <w:szCs w:val="20"/>
+          <w:lang w:eastAsia="en-IN"/>
+        </w:rPr>
+        <w:t xml:space="preserve"> apply</w:t>
+      </w:r>
+      <w:r>
+        <w:rPr>
+          <w:rFonts w:ascii="Times New Roman" w:eastAsia="Times New Roman" w:hAnsi="Times New Roman" w:cs="Times New Roman"/>
+          <w:sz w:val="24"/>
+          <w:szCs w:val="24"/>
+          <w:lang w:eastAsia="en-IN"/>
+        </w:rPr>
+        <w:t>.</w:t>
+      </w:r>
+    </w:p>
+    <w:p>
+      <w:pPr>
+        <w:spacing w:before="100" w:beforeAutospacing="1" w:after="100" w:afterAutospacing="1" w:line="240" w:lineRule="auto"/>
+        <w:rPr>
+          <w:rFonts w:ascii="Times New Roman" w:eastAsia="Times New Roman" w:hAnsi="Times New Roman" w:cs="Times New Roman"/>
+          <w:sz w:val="24"/>
+          <w:szCs w:val="24"/>
+          <w:lang w:eastAsia="en-IN"/>
+        </w:rPr>
+      </w:pPr>
+      <w:r>
+        <w:rPr>
+          <w:rFonts w:ascii="Times New Roman" w:eastAsia="Times New Roman" w:hAnsi="Times New Roman" w:cs="Times New Roman"/>
+          <w:sz w:val="24"/>
+          <w:szCs w:val="24"/>
+          <w:lang w:eastAsia="en-IN"/>
+        </w:rPr>
+        <w:t>Kubernetes used.</w:t>
+      </w:r>
+    </w:p>
+    <w:p>
+      <w:pPr>
+        <w:rPr>
+          <w:b/>
+          <w:sz w:val="24"/>
+        </w:rPr>
+      </w:pPr>
+    </w:p>
+    <w:p>
+      <w:bookmarkStart w:id="0" w:name="_GoBack"/>
+      <w:bookmarkEnd w:id="0"/>
+    </w:p>
     <w:sectPr>
       <w:pgSz w:w="11906" w:h="16838"/>
       <w:pgMar w:top="1440" w:right="1440" w:bottom="1440" w:left="1440" w:header="708" w:footer="708" w:gutter="0"/>
@@ -9716,6 +13256,155 @@
     </w:lvl>
   </w:abstractNum>
   <w:abstractNum w:abstractNumId="2" w15:restartNumberingAfterBreak="0">
+    <w:nsid w:val="045B3F37"/>
+    <w:multiLevelType w:val="multilevel"/>
+    <w:tmpl w:val="E8C0BFA2"/>
+    <w:lvl w:ilvl="0">
+      <w:start w:val="1"/>
+      <w:numFmt w:val="bullet"/>
+      <w:lvlText w:val=""/>
+      <w:lvlJc w:val="left"/>
+      <w:pPr>
+        <w:tabs>
+          <w:tab w:val="num" w:pos="720"/>
+        </w:tabs>
+        <w:ind w:left="720" w:hanging="360"/>
+      </w:pPr>
+      <w:rPr>
+        <w:rFonts w:ascii="Symbol" w:hAnsi="Symbol" w:hint="default"/>
+        <w:sz w:val="20"/>
+      </w:rPr>
+    </w:lvl>
+    <w:lvl w:ilvl="1" w:tentative="1">
+      <w:start w:val="1"/>
+      <w:numFmt w:val="bullet"/>
+      <w:lvlText w:val="o"/>
+      <w:lvlJc w:val="left"/>
+      <w:pPr>
+        <w:tabs>
+          <w:tab w:val="num" w:pos="1440"/>
+        </w:tabs>
+        <w:ind w:left="1440" w:hanging="360"/>
+      </w:pPr>
+      <w:rPr>
+        <w:rFonts w:ascii="Courier New" w:hAnsi="Courier New" w:hint="default"/>
+        <w:sz w:val="20"/>
+      </w:rPr>
+    </w:lvl>
+    <w:lvl w:ilvl="2" w:tentative="1">
+      <w:start w:val="1"/>
+      <w:numFmt w:val="bullet"/>
+      <w:lvlText w:val=""/>
+      <w:lvlJc w:val="left"/>
+      <w:pPr>
+        <w:tabs>
+          <w:tab w:val="num" w:pos="2160"/>
+        </w:tabs>
+        <w:ind w:left="2160" w:hanging="360"/>
+      </w:pPr>
+      <w:rPr>
+        <w:rFonts w:ascii="Wingdings" w:hAnsi="Wingdings" w:hint="default"/>
+        <w:sz w:val="20"/>
+      </w:rPr>
+    </w:lvl>
+    <w:lvl w:ilvl="3" w:tentative="1">
+      <w:start w:val="1"/>
+      <w:numFmt w:val="bullet"/>
+      <w:lvlText w:val=""/>
+      <w:lvlJc w:val="left"/>
+      <w:pPr>
+        <w:tabs>
+          <w:tab w:val="num" w:pos="2880"/>
+        </w:tabs>
+        <w:ind w:left="2880" w:hanging="360"/>
+      </w:pPr>
+      <w:rPr>
+        <w:rFonts w:ascii="Wingdings" w:hAnsi="Wingdings" w:hint="default"/>
+        <w:sz w:val="20"/>
+      </w:rPr>
+    </w:lvl>
+    <w:lvl w:ilvl="4" w:tentative="1">
+      <w:start w:val="1"/>
+      <w:numFmt w:val="bullet"/>
+      <w:lvlText w:val=""/>
+      <w:lvlJc w:val="left"/>
+      <w:pPr>
+        <w:tabs>
+          <w:tab w:val="num" w:pos="3600"/>
+        </w:tabs>
+        <w:ind w:left="3600" w:hanging="360"/>
+      </w:pPr>
+      <w:rPr>
+        <w:rFonts w:ascii="Wingdings" w:hAnsi="Wingdings" w:hint="default"/>
+        <w:sz w:val="20"/>
+      </w:rPr>
+    </w:lvl>
+    <w:lvl w:ilvl="5" w:tentative="1">
+      <w:start w:val="1"/>
+      <w:numFmt w:val="bullet"/>
+      <w:lvlText w:val=""/>
+      <w:lvlJc w:val="left"/>
+      <w:pPr>
+        <w:tabs>
+          <w:tab w:val="num" w:pos="4320"/>
+        </w:tabs>
+        <w:ind w:left="4320" w:hanging="360"/>
+      </w:pPr>
+      <w:rPr>
+        <w:rFonts w:ascii="Wingdings" w:hAnsi="Wingdings" w:hint="default"/>
+        <w:sz w:val="20"/>
+      </w:rPr>
+    </w:lvl>
+    <w:lvl w:ilvl="6" w:tentative="1">
+      <w:start w:val="1"/>
+      <w:numFmt w:val="bullet"/>
+      <w:lvlText w:val=""/>
+      <w:lvlJc w:val="left"/>
+      <w:pPr>
+        <w:tabs>
+          <w:tab w:val="num" w:pos="5040"/>
+        </w:tabs>
+        <w:ind w:left="5040" w:hanging="360"/>
+      </w:pPr>
+      <w:rPr>
+        <w:rFonts w:ascii="Wingdings" w:hAnsi="Wingdings" w:hint="default"/>
+        <w:sz w:val="20"/>
+      </w:rPr>
+    </w:lvl>
+    <w:lvl w:ilvl="7" w:tentative="1">
+      <w:start w:val="1"/>
+      <w:numFmt w:val="bullet"/>
+      <w:lvlText w:val=""/>
+      <w:lvlJc w:val="left"/>
+      <w:pPr>
+        <w:tabs>
+          <w:tab w:val="num" w:pos="5760"/>
+        </w:tabs>
+        <w:ind w:left="5760" w:hanging="360"/>
+      </w:pPr>
+      <w:rPr>
+        <w:rFonts w:ascii="Wingdings" w:hAnsi="Wingdings" w:hint="default"/>
+        <w:sz w:val="20"/>
+      </w:rPr>
+    </w:lvl>
+    <w:lvl w:ilvl="8" w:tentative="1">
+      <w:start w:val="1"/>
+      <w:numFmt w:val="bullet"/>
+      <w:lvlText w:val=""/>
+      <w:lvlJc w:val="left"/>
+      <w:pPr>
+        <w:tabs>
+          <w:tab w:val="num" w:pos="6480"/>
+        </w:tabs>
+        <w:ind w:left="6480" w:hanging="360"/>
+      </w:pPr>
+      <w:rPr>
+        <w:rFonts w:ascii="Wingdings" w:hAnsi="Wingdings" w:hint="default"/>
+        <w:sz w:val="20"/>
+      </w:rPr>
+    </w:lvl>
+  </w:abstractNum>
+  <w:abstractNum w:abstractNumId="3" w15:restartNumberingAfterBreak="0">
     <w:nsid w:val="05C04EBF"/>
     <w:multiLevelType w:val="multilevel"/>
     <w:tmpl w:val="99C8F25C"/>
@@ -9864,7 +13553,7 @@
       </w:rPr>
     </w:lvl>
   </w:abstractNum>
-  <w:abstractNum w:abstractNumId="3" w15:restartNumberingAfterBreak="0">
+  <w:abstractNum w:abstractNumId="4" w15:restartNumberingAfterBreak="0">
     <w:nsid w:val="15DD70F4"/>
     <w:multiLevelType w:val="multilevel"/>
     <w:tmpl w:val="266671CA"/>
@@ -10013,7 +13702,7 @@
       </w:rPr>
     </w:lvl>
   </w:abstractNum>
-  <w:abstractNum w:abstractNumId="4" w15:restartNumberingAfterBreak="0">
+  <w:abstractNum w:abstractNumId="5" w15:restartNumberingAfterBreak="0">
     <w:nsid w:val="167C4113"/>
     <w:multiLevelType w:val="multilevel"/>
     <w:tmpl w:val="7AE0778A"/>
@@ -10162,7 +13851,7 @@
       </w:rPr>
     </w:lvl>
   </w:abstractNum>
-  <w:abstractNum w:abstractNumId="5" w15:restartNumberingAfterBreak="0">
+  <w:abstractNum w:abstractNumId="6" w15:restartNumberingAfterBreak="0">
     <w:nsid w:val="19725390"/>
     <w:multiLevelType w:val="multilevel"/>
     <w:tmpl w:val="07DAA1AC"/>
@@ -10311,7 +14000,7 @@
       </w:rPr>
     </w:lvl>
   </w:abstractNum>
-  <w:abstractNum w:abstractNumId="6" w15:restartNumberingAfterBreak="0">
+  <w:abstractNum w:abstractNumId="7" w15:restartNumberingAfterBreak="0">
     <w:nsid w:val="22D910FC"/>
     <w:multiLevelType w:val="multilevel"/>
     <w:tmpl w:val="AC48F2F6"/>
@@ -10460,7 +14149,156 @@
       </w:rPr>
     </w:lvl>
   </w:abstractNum>
-  <w:abstractNum w:abstractNumId="7" w15:restartNumberingAfterBreak="0">
+  <w:abstractNum w:abstractNumId="8" w15:restartNumberingAfterBreak="0">
+    <w:nsid w:val="26582D50"/>
+    <w:multiLevelType w:val="multilevel"/>
+    <w:tmpl w:val="345E5442"/>
+    <w:lvl w:ilvl="0">
+      <w:start w:val="1"/>
+      <w:numFmt w:val="bullet"/>
+      <w:lvlText w:val=""/>
+      <w:lvlJc w:val="left"/>
+      <w:pPr>
+        <w:tabs>
+          <w:tab w:val="num" w:pos="720"/>
+        </w:tabs>
+        <w:ind w:left="720" w:hanging="360"/>
+      </w:pPr>
+      <w:rPr>
+        <w:rFonts w:ascii="Symbol" w:hAnsi="Symbol" w:hint="default"/>
+        <w:sz w:val="20"/>
+      </w:rPr>
+    </w:lvl>
+    <w:lvl w:ilvl="1" w:tentative="1">
+      <w:start w:val="1"/>
+      <w:numFmt w:val="bullet"/>
+      <w:lvlText w:val="o"/>
+      <w:lvlJc w:val="left"/>
+      <w:pPr>
+        <w:tabs>
+          <w:tab w:val="num" w:pos="1440"/>
+        </w:tabs>
+        <w:ind w:left="1440" w:hanging="360"/>
+      </w:pPr>
+      <w:rPr>
+        <w:rFonts w:ascii="Courier New" w:hAnsi="Courier New" w:hint="default"/>
+        <w:sz w:val="20"/>
+      </w:rPr>
+    </w:lvl>
+    <w:lvl w:ilvl="2" w:tentative="1">
+      <w:start w:val="1"/>
+      <w:numFmt w:val="bullet"/>
+      <w:lvlText w:val=""/>
+      <w:lvlJc w:val="left"/>
+      <w:pPr>
+        <w:tabs>
+          <w:tab w:val="num" w:pos="2160"/>
+        </w:tabs>
+        <w:ind w:left="2160" w:hanging="360"/>
+      </w:pPr>
+      <w:rPr>
+        <w:rFonts w:ascii="Wingdings" w:hAnsi="Wingdings" w:hint="default"/>
+        <w:sz w:val="20"/>
+      </w:rPr>
+    </w:lvl>
+    <w:lvl w:ilvl="3" w:tentative="1">
+      <w:start w:val="1"/>
+      <w:numFmt w:val="bullet"/>
+      <w:lvlText w:val=""/>
+      <w:lvlJc w:val="left"/>
+      <w:pPr>
+        <w:tabs>
+          <w:tab w:val="num" w:pos="2880"/>
+        </w:tabs>
+        <w:ind w:left="2880" w:hanging="360"/>
+      </w:pPr>
+      <w:rPr>
+        <w:rFonts w:ascii="Wingdings" w:hAnsi="Wingdings" w:hint="default"/>
+        <w:sz w:val="20"/>
+      </w:rPr>
+    </w:lvl>
+    <w:lvl w:ilvl="4" w:tentative="1">
+      <w:start w:val="1"/>
+      <w:numFmt w:val="bullet"/>
+      <w:lvlText w:val=""/>
+      <w:lvlJc w:val="left"/>
+      <w:pPr>
+        <w:tabs>
+          <w:tab w:val="num" w:pos="3600"/>
+        </w:tabs>
+        <w:ind w:left="3600" w:hanging="360"/>
+      </w:pPr>
+      <w:rPr>
+        <w:rFonts w:ascii="Wingdings" w:hAnsi="Wingdings" w:hint="default"/>
+        <w:sz w:val="20"/>
+      </w:rPr>
+    </w:lvl>
+    <w:lvl w:ilvl="5" w:tentative="1">
+      <w:start w:val="1"/>
+      <w:numFmt w:val="bullet"/>
+      <w:lvlText w:val=""/>
+      <w:lvlJc w:val="left"/>
+      <w:pPr>
+        <w:tabs>
+          <w:tab w:val="num" w:pos="4320"/>
+        </w:tabs>
+        <w:ind w:left="4320" w:hanging="360"/>
+      </w:pPr>
+      <w:rPr>
+        <w:rFonts w:ascii="Wingdings" w:hAnsi="Wingdings" w:hint="default"/>
+        <w:sz w:val="20"/>
+      </w:rPr>
+    </w:lvl>
+    <w:lvl w:ilvl="6" w:tentative="1">
+      <w:start w:val="1"/>
+      <w:numFmt w:val="bullet"/>
+      <w:lvlText w:val=""/>
+      <w:lvlJc w:val="left"/>
+      <w:pPr>
+        <w:tabs>
+          <w:tab w:val="num" w:pos="5040"/>
+        </w:tabs>
+        <w:ind w:left="5040" w:hanging="360"/>
+      </w:pPr>
+      <w:rPr>
+        <w:rFonts w:ascii="Wingdings" w:hAnsi="Wingdings" w:hint="default"/>
+        <w:sz w:val="20"/>
+      </w:rPr>
+    </w:lvl>
+    <w:lvl w:ilvl="7" w:tentative="1">
+      <w:start w:val="1"/>
+      <w:numFmt w:val="bullet"/>
+      <w:lvlText w:val=""/>
+      <w:lvlJc w:val="left"/>
+      <w:pPr>
+        <w:tabs>
+          <w:tab w:val="num" w:pos="5760"/>
+        </w:tabs>
+        <w:ind w:left="5760" w:hanging="360"/>
+      </w:pPr>
+      <w:rPr>
+        <w:rFonts w:ascii="Wingdings" w:hAnsi="Wingdings" w:hint="default"/>
+        <w:sz w:val="20"/>
+      </w:rPr>
+    </w:lvl>
+    <w:lvl w:ilvl="8" w:tentative="1">
+      <w:start w:val="1"/>
+      <w:numFmt w:val="bullet"/>
+      <w:lvlText w:val=""/>
+      <w:lvlJc w:val="left"/>
+      <w:pPr>
+        <w:tabs>
+          <w:tab w:val="num" w:pos="6480"/>
+        </w:tabs>
+        <w:ind w:left="6480" w:hanging="360"/>
+      </w:pPr>
+      <w:rPr>
+        <w:rFonts w:ascii="Wingdings" w:hAnsi="Wingdings" w:hint="default"/>
+        <w:sz w:val="20"/>
+      </w:rPr>
+    </w:lvl>
+  </w:abstractNum>
+  <w:abstractNum w:abstractNumId="9" w15:restartNumberingAfterBreak="0">
     <w:nsid w:val="2CAC787A"/>
     <w:multiLevelType w:val="multilevel"/>
     <w:tmpl w:val="417A412A"/>
@@ -10609,7 +14447,7 @@
       </w:rPr>
     </w:lvl>
   </w:abstractNum>
-  <w:abstractNum w:abstractNumId="8" w15:restartNumberingAfterBreak="0">
+  <w:abstractNum w:abstractNumId="10" w15:restartNumberingAfterBreak="0">
     <w:nsid w:val="357B77D4"/>
     <w:multiLevelType w:val="multilevel"/>
     <w:tmpl w:val="A07C5136"/>
@@ -10758,7 +14596,7 @@
       </w:rPr>
     </w:lvl>
   </w:abstractNum>
-  <w:abstractNum w:abstractNumId="9" w15:restartNumberingAfterBreak="0">
+  <w:abstractNum w:abstractNumId="11" w15:restartNumberingAfterBreak="0">
     <w:nsid w:val="39E8285E"/>
     <w:multiLevelType w:val="multilevel"/>
     <w:tmpl w:val="A79467F8"/>
@@ -10907,7 +14745,7 @@
       </w:rPr>
     </w:lvl>
   </w:abstractNum>
-  <w:abstractNum w:abstractNumId="10" w15:restartNumberingAfterBreak="0">
+  <w:abstractNum w:abstractNumId="12" w15:restartNumberingAfterBreak="0">
     <w:nsid w:val="3AD66A5D"/>
     <w:multiLevelType w:val="multilevel"/>
     <w:tmpl w:val="6F265C86"/>
@@ -11056,7 +14894,7 @@
       </w:rPr>
     </w:lvl>
   </w:abstractNum>
-  <w:abstractNum w:abstractNumId="11" w15:restartNumberingAfterBreak="0">
+  <w:abstractNum w:abstractNumId="13" w15:restartNumberingAfterBreak="0">
     <w:nsid w:val="3AF91678"/>
     <w:multiLevelType w:val="multilevel"/>
     <w:tmpl w:val="596AD0F6"/>
@@ -11205,7 +15043,454 @@
       </w:rPr>
     </w:lvl>
   </w:abstractNum>
-  <w:abstractNum w:abstractNumId="12" w15:restartNumberingAfterBreak="0">
+  <w:abstractNum w:abstractNumId="14" w15:restartNumberingAfterBreak="0">
+    <w:nsid w:val="4096093C"/>
+    <w:multiLevelType w:val="multilevel"/>
+    <w:tmpl w:val="06FEBD18"/>
+    <w:lvl w:ilvl="0">
+      <w:start w:val="1"/>
+      <w:numFmt w:val="bullet"/>
+      <w:lvlText w:val=""/>
+      <w:lvlJc w:val="left"/>
+      <w:pPr>
+        <w:tabs>
+          <w:tab w:val="num" w:pos="720"/>
+        </w:tabs>
+        <w:ind w:left="720" w:hanging="360"/>
+      </w:pPr>
+      <w:rPr>
+        <w:rFonts w:ascii="Symbol" w:hAnsi="Symbol" w:hint="default"/>
+        <w:sz w:val="20"/>
+      </w:rPr>
+    </w:lvl>
+    <w:lvl w:ilvl="1" w:tentative="1">
+      <w:start w:val="1"/>
+      <w:numFmt w:val="bullet"/>
+      <w:lvlText w:val="o"/>
+      <w:lvlJc w:val="left"/>
+      <w:pPr>
+        <w:tabs>
+          <w:tab w:val="num" w:pos="1440"/>
+        </w:tabs>
+        <w:ind w:left="1440" w:hanging="360"/>
+      </w:pPr>
+      <w:rPr>
+        <w:rFonts w:ascii="Courier New" w:hAnsi="Courier New" w:hint="default"/>
+        <w:sz w:val="20"/>
+      </w:rPr>
+    </w:lvl>
+    <w:lvl w:ilvl="2" w:tentative="1">
+      <w:start w:val="1"/>
+      <w:numFmt w:val="bullet"/>
+      <w:lvlText w:val=""/>
+      <w:lvlJc w:val="left"/>
+      <w:pPr>
+        <w:tabs>
+          <w:tab w:val="num" w:pos="2160"/>
+        </w:tabs>
+        <w:ind w:left="2160" w:hanging="360"/>
+      </w:pPr>
+      <w:rPr>
+        <w:rFonts w:ascii="Wingdings" w:hAnsi="Wingdings" w:hint="default"/>
+        <w:sz w:val="20"/>
+      </w:rPr>
+    </w:lvl>
+    <w:lvl w:ilvl="3" w:tentative="1">
+      <w:start w:val="1"/>
+      <w:numFmt w:val="bullet"/>
+      <w:lvlText w:val=""/>
+      <w:lvlJc w:val="left"/>
+      <w:pPr>
+        <w:tabs>
+          <w:tab w:val="num" w:pos="2880"/>
+        </w:tabs>
+        <w:ind w:left="2880" w:hanging="360"/>
+      </w:pPr>
+      <w:rPr>
+        <w:rFonts w:ascii="Wingdings" w:hAnsi="Wingdings" w:hint="default"/>
+        <w:sz w:val="20"/>
+      </w:rPr>
+    </w:lvl>
+    <w:lvl w:ilvl="4" w:tentative="1">
+      <w:start w:val="1"/>
+      <w:numFmt w:val="bullet"/>
+      <w:lvlText w:val=""/>
+      <w:lvlJc w:val="left"/>
+      <w:pPr>
+        <w:tabs>
+          <w:tab w:val="num" w:pos="3600"/>
+        </w:tabs>
+        <w:ind w:left="3600" w:hanging="360"/>
+      </w:pPr>
+      <w:rPr>
+        <w:rFonts w:ascii="Wingdings" w:hAnsi="Wingdings" w:hint="default"/>
+        <w:sz w:val="20"/>
+      </w:rPr>
+    </w:lvl>
+    <w:lvl w:ilvl="5" w:tentative="1">
+      <w:start w:val="1"/>
+      <w:numFmt w:val="bullet"/>
+      <w:lvlText w:val=""/>
+      <w:lvlJc w:val="left"/>
+      <w:pPr>
+        <w:tabs>
+          <w:tab w:val="num" w:pos="4320"/>
+        </w:tabs>
+        <w:ind w:left="4320" w:hanging="360"/>
+      </w:pPr>
+      <w:rPr>
+        <w:rFonts w:ascii="Wingdings" w:hAnsi="Wingdings" w:hint="default"/>
+        <w:sz w:val="20"/>
+      </w:rPr>
+    </w:lvl>
+    <w:lvl w:ilvl="6" w:tentative="1">
+      <w:start w:val="1"/>
+      <w:numFmt w:val="bullet"/>
+      <w:lvlText w:val=""/>
+      <w:lvlJc w:val="left"/>
+      <w:pPr>
+        <w:tabs>
+          <w:tab w:val="num" w:pos="5040"/>
+        </w:tabs>
+        <w:ind w:left="5040" w:hanging="360"/>
+      </w:pPr>
+      <w:rPr>
+        <w:rFonts w:ascii="Wingdings" w:hAnsi="Wingdings" w:hint="default"/>
+        <w:sz w:val="20"/>
+      </w:rPr>
+    </w:lvl>
+    <w:lvl w:ilvl="7" w:tentative="1">
+      <w:start w:val="1"/>
+      <w:numFmt w:val="bullet"/>
+      <w:lvlText w:val=""/>
+      <w:lvlJc w:val="left"/>
+      <w:pPr>
+        <w:tabs>
+          <w:tab w:val="num" w:pos="5760"/>
+        </w:tabs>
+        <w:ind w:left="5760" w:hanging="360"/>
+      </w:pPr>
+      <w:rPr>
+        <w:rFonts w:ascii="Wingdings" w:hAnsi="Wingdings" w:hint="default"/>
+        <w:sz w:val="20"/>
+      </w:rPr>
+    </w:lvl>
+    <w:lvl w:ilvl="8" w:tentative="1">
+      <w:start w:val="1"/>
+      <w:numFmt w:val="bullet"/>
+      <w:lvlText w:val=""/>
+      <w:lvlJc w:val="left"/>
+      <w:pPr>
+        <w:tabs>
+          <w:tab w:val="num" w:pos="6480"/>
+        </w:tabs>
+        <w:ind w:left="6480" w:hanging="360"/>
+      </w:pPr>
+      <w:rPr>
+        <w:rFonts w:ascii="Wingdings" w:hAnsi="Wingdings" w:hint="default"/>
+        <w:sz w:val="20"/>
+      </w:rPr>
+    </w:lvl>
+  </w:abstractNum>
+  <w:abstractNum w:abstractNumId="15" w15:restartNumberingAfterBreak="0">
+    <w:nsid w:val="41897077"/>
+    <w:multiLevelType w:val="multilevel"/>
+    <w:tmpl w:val="8B4EA78C"/>
+    <w:lvl w:ilvl="0">
+      <w:start w:val="1"/>
+      <w:numFmt w:val="bullet"/>
+      <w:lvlText w:val=""/>
+      <w:lvlJc w:val="left"/>
+      <w:pPr>
+        <w:tabs>
+          <w:tab w:val="num" w:pos="720"/>
+        </w:tabs>
+        <w:ind w:left="720" w:hanging="360"/>
+      </w:pPr>
+      <w:rPr>
+        <w:rFonts w:ascii="Symbol" w:hAnsi="Symbol" w:hint="default"/>
+        <w:sz w:val="20"/>
+      </w:rPr>
+    </w:lvl>
+    <w:lvl w:ilvl="1" w:tentative="1">
+      <w:start w:val="1"/>
+      <w:numFmt w:val="bullet"/>
+      <w:lvlText w:val="o"/>
+      <w:lvlJc w:val="left"/>
+      <w:pPr>
+        <w:tabs>
+          <w:tab w:val="num" w:pos="1440"/>
+        </w:tabs>
+        <w:ind w:left="1440" w:hanging="360"/>
+      </w:pPr>
+      <w:rPr>
+        <w:rFonts w:ascii="Courier New" w:hAnsi="Courier New" w:hint="default"/>
+        <w:sz w:val="20"/>
+      </w:rPr>
+    </w:lvl>
+    <w:lvl w:ilvl="2" w:tentative="1">
+      <w:start w:val="1"/>
+      <w:numFmt w:val="bullet"/>
+      <w:lvlText w:val=""/>
+      <w:lvlJc w:val="left"/>
+      <w:pPr>
+        <w:tabs>
+          <w:tab w:val="num" w:pos="2160"/>
+        </w:tabs>
+        <w:ind w:left="2160" w:hanging="360"/>
+      </w:pPr>
+      <w:rPr>
+        <w:rFonts w:ascii="Wingdings" w:hAnsi="Wingdings" w:hint="default"/>
+        <w:sz w:val="20"/>
+      </w:rPr>
+    </w:lvl>
+    <w:lvl w:ilvl="3" w:tentative="1">
+      <w:start w:val="1"/>
+      <w:numFmt w:val="bullet"/>
+      <w:lvlText w:val=""/>
+      <w:lvlJc w:val="left"/>
+      <w:pPr>
+        <w:tabs>
+          <w:tab w:val="num" w:pos="2880"/>
+        </w:tabs>
+        <w:ind w:left="2880" w:hanging="360"/>
+      </w:pPr>
+      <w:rPr>
+        <w:rFonts w:ascii="Wingdings" w:hAnsi="Wingdings" w:hint="default"/>
+        <w:sz w:val="20"/>
+      </w:rPr>
+    </w:lvl>
+    <w:lvl w:ilvl="4" w:tentative="1">
+      <w:start w:val="1"/>
+      <w:numFmt w:val="bullet"/>
+      <w:lvlText w:val=""/>
+      <w:lvlJc w:val="left"/>
+      <w:pPr>
+        <w:tabs>
+          <w:tab w:val="num" w:pos="3600"/>
+        </w:tabs>
+        <w:ind w:left="3600" w:hanging="360"/>
+      </w:pPr>
+      <w:rPr>
+        <w:rFonts w:ascii="Wingdings" w:hAnsi="Wingdings" w:hint="default"/>
+        <w:sz w:val="20"/>
+      </w:rPr>
+    </w:lvl>
+    <w:lvl w:ilvl="5" w:tentative="1">
+      <w:start w:val="1"/>
+      <w:numFmt w:val="bullet"/>
+      <w:lvlText w:val=""/>
+      <w:lvlJc w:val="left"/>
+      <w:pPr>
+        <w:tabs>
+          <w:tab w:val="num" w:pos="4320"/>
+        </w:tabs>
+        <w:ind w:left="4320" w:hanging="360"/>
+      </w:pPr>
+      <w:rPr>
+        <w:rFonts w:ascii="Wingdings" w:hAnsi="Wingdings" w:hint="default"/>
+        <w:sz w:val="20"/>
+      </w:rPr>
+    </w:lvl>
+    <w:lvl w:ilvl="6" w:tentative="1">
+      <w:start w:val="1"/>
+      <w:numFmt w:val="bullet"/>
+      <w:lvlText w:val=""/>
+      <w:lvlJc w:val="left"/>
+      <w:pPr>
+        <w:tabs>
+          <w:tab w:val="num" w:pos="5040"/>
+        </w:tabs>
+        <w:ind w:left="5040" w:hanging="360"/>
+      </w:pPr>
+      <w:rPr>
+        <w:rFonts w:ascii="Wingdings" w:hAnsi="Wingdings" w:hint="default"/>
+        <w:sz w:val="20"/>
+      </w:rPr>
+    </w:lvl>
+    <w:lvl w:ilvl="7" w:tentative="1">
+      <w:start w:val="1"/>
+      <w:numFmt w:val="bullet"/>
+      <w:lvlText w:val=""/>
+      <w:lvlJc w:val="left"/>
+      <w:pPr>
+        <w:tabs>
+          <w:tab w:val="num" w:pos="5760"/>
+        </w:tabs>
+        <w:ind w:left="5760" w:hanging="360"/>
+      </w:pPr>
+      <w:rPr>
+        <w:rFonts w:ascii="Wingdings" w:hAnsi="Wingdings" w:hint="default"/>
+        <w:sz w:val="20"/>
+      </w:rPr>
+    </w:lvl>
+    <w:lvl w:ilvl="8" w:tentative="1">
+      <w:start w:val="1"/>
+      <w:numFmt w:val="bullet"/>
+      <w:lvlText w:val=""/>
+      <w:lvlJc w:val="left"/>
+      <w:pPr>
+        <w:tabs>
+          <w:tab w:val="num" w:pos="6480"/>
+        </w:tabs>
+        <w:ind w:left="6480" w:hanging="360"/>
+      </w:pPr>
+      <w:rPr>
+        <w:rFonts w:ascii="Wingdings" w:hAnsi="Wingdings" w:hint="default"/>
+        <w:sz w:val="20"/>
+      </w:rPr>
+    </w:lvl>
+  </w:abstractNum>
+  <w:abstractNum w:abstractNumId="16" w15:restartNumberingAfterBreak="0">
+    <w:nsid w:val="45F209DE"/>
+    <w:multiLevelType w:val="multilevel"/>
+    <w:tmpl w:val="99C2325C"/>
+    <w:lvl w:ilvl="0">
+      <w:start w:val="1"/>
+      <w:numFmt w:val="bullet"/>
+      <w:lvlText w:val=""/>
+      <w:lvlJc w:val="left"/>
+      <w:pPr>
+        <w:tabs>
+          <w:tab w:val="num" w:pos="720"/>
+        </w:tabs>
+        <w:ind w:left="720" w:hanging="360"/>
+      </w:pPr>
+      <w:rPr>
+        <w:rFonts w:ascii="Symbol" w:hAnsi="Symbol" w:hint="default"/>
+        <w:sz w:val="20"/>
+      </w:rPr>
+    </w:lvl>
+    <w:lvl w:ilvl="1" w:tentative="1">
+      <w:start w:val="1"/>
+      <w:numFmt w:val="bullet"/>
+      <w:lvlText w:val="o"/>
+      <w:lvlJc w:val="left"/>
+      <w:pPr>
+        <w:tabs>
+          <w:tab w:val="num" w:pos="1440"/>
+        </w:tabs>
+        <w:ind w:left="1440" w:hanging="360"/>
+      </w:pPr>
+      <w:rPr>
+        <w:rFonts w:ascii="Courier New" w:hAnsi="Courier New" w:hint="default"/>
+        <w:sz w:val="20"/>
+      </w:rPr>
+    </w:lvl>
+    <w:lvl w:ilvl="2" w:tentative="1">
+      <w:start w:val="1"/>
+      <w:numFmt w:val="bullet"/>
+      <w:lvlText w:val=""/>
+      <w:lvlJc w:val="left"/>
+      <w:pPr>
+        <w:tabs>
+          <w:tab w:val="num" w:pos="2160"/>
+        </w:tabs>
+        <w:ind w:left="2160" w:hanging="360"/>
+      </w:pPr>
+      <w:rPr>
+        <w:rFonts w:ascii="Wingdings" w:hAnsi="Wingdings" w:hint="default"/>
+        <w:sz w:val="20"/>
+      </w:rPr>
+    </w:lvl>
+    <w:lvl w:ilvl="3" w:tentative="1">
+      <w:start w:val="1"/>
+      <w:numFmt w:val="bullet"/>
+      <w:lvlText w:val=""/>
+      <w:lvlJc w:val="left"/>
+      <w:pPr>
+        <w:tabs>
+          <w:tab w:val="num" w:pos="2880"/>
+        </w:tabs>
+        <w:ind w:left="2880" w:hanging="360"/>
+      </w:pPr>
+      <w:rPr>
+        <w:rFonts w:ascii="Wingdings" w:hAnsi="Wingdings" w:hint="default"/>
+        <w:sz w:val="20"/>
+      </w:rPr>
+    </w:lvl>
+    <w:lvl w:ilvl="4" w:tentative="1">
+      <w:start w:val="1"/>
+      <w:numFmt w:val="bullet"/>
+      <w:lvlText w:val=""/>
+      <w:lvlJc w:val="left"/>
+      <w:pPr>
+        <w:tabs>
+          <w:tab w:val="num" w:pos="3600"/>
+        </w:tabs>
+        <w:ind w:left="3600" w:hanging="360"/>
+      </w:pPr>
+      <w:rPr>
+        <w:rFonts w:ascii="Wingdings" w:hAnsi="Wingdings" w:hint="default"/>
+        <w:sz w:val="20"/>
+      </w:rPr>
+    </w:lvl>
+    <w:lvl w:ilvl="5" w:tentative="1">
+      <w:start w:val="1"/>
+      <w:numFmt w:val="bullet"/>
+      <w:lvlText w:val=""/>
+      <w:lvlJc w:val="left"/>
+      <w:pPr>
+        <w:tabs>
+          <w:tab w:val="num" w:pos="4320"/>
+        </w:tabs>
+        <w:ind w:left="4320" w:hanging="360"/>
+      </w:pPr>
+      <w:rPr>
+        <w:rFonts w:ascii="Wingdings" w:hAnsi="Wingdings" w:hint="default"/>
+        <w:sz w:val="20"/>
+      </w:rPr>
+    </w:lvl>
+    <w:lvl w:ilvl="6" w:tentative="1">
+      <w:start w:val="1"/>
+      <w:numFmt w:val="bullet"/>
+      <w:lvlText w:val=""/>
+      <w:lvlJc w:val="left"/>
+      <w:pPr>
+        <w:tabs>
+          <w:tab w:val="num" w:pos="5040"/>
+        </w:tabs>
+        <w:ind w:left="5040" w:hanging="360"/>
+      </w:pPr>
+      <w:rPr>
+        <w:rFonts w:ascii="Wingdings" w:hAnsi="Wingdings" w:hint="default"/>
+        <w:sz w:val="20"/>
+      </w:rPr>
+    </w:lvl>
+    <w:lvl w:ilvl="7" w:tentative="1">
+      <w:start w:val="1"/>
+      <w:numFmt w:val="bullet"/>
+      <w:lvlText w:val=""/>
+      <w:lvlJc w:val="left"/>
+      <w:pPr>
+        <w:tabs>
+          <w:tab w:val="num" w:pos="5760"/>
+        </w:tabs>
+        <w:ind w:left="5760" w:hanging="360"/>
+      </w:pPr>
+      <w:rPr>
+        <w:rFonts w:ascii="Wingdings" w:hAnsi="Wingdings" w:hint="default"/>
+        <w:sz w:val="20"/>
+      </w:rPr>
+    </w:lvl>
+    <w:lvl w:ilvl="8" w:tentative="1">
+      <w:start w:val="1"/>
+      <w:numFmt w:val="bullet"/>
+      <w:lvlText w:val=""/>
+      <w:lvlJc w:val="left"/>
+      <w:pPr>
+        <w:tabs>
+          <w:tab w:val="num" w:pos="6480"/>
+        </w:tabs>
+        <w:ind w:left="6480" w:hanging="360"/>
+      </w:pPr>
+      <w:rPr>
+        <w:rFonts w:ascii="Wingdings" w:hAnsi="Wingdings" w:hint="default"/>
+        <w:sz w:val="20"/>
+      </w:rPr>
+    </w:lvl>
+  </w:abstractNum>
+  <w:abstractNum w:abstractNumId="17" w15:restartNumberingAfterBreak="0">
     <w:nsid w:val="49F20F34"/>
     <w:multiLevelType w:val="multilevel"/>
     <w:tmpl w:val="FD008908"/>
@@ -11354,7 +15639,7 @@
       </w:rPr>
     </w:lvl>
   </w:abstractNum>
-  <w:abstractNum w:abstractNumId="13" w15:restartNumberingAfterBreak="0">
+  <w:abstractNum w:abstractNumId="18" w15:restartNumberingAfterBreak="0">
     <w:nsid w:val="4BB649A1"/>
     <w:multiLevelType w:val="multilevel"/>
     <w:tmpl w:val="AD645A30"/>
@@ -11503,7 +15788,7 @@
       </w:rPr>
     </w:lvl>
   </w:abstractNum>
-  <w:abstractNum w:abstractNumId="14" w15:restartNumberingAfterBreak="0">
+  <w:abstractNum w:abstractNumId="19" w15:restartNumberingAfterBreak="0">
     <w:nsid w:val="4E764875"/>
     <w:multiLevelType w:val="multilevel"/>
     <w:tmpl w:val="CEC63340"/>
@@ -11652,7 +15937,7 @@
       </w:rPr>
     </w:lvl>
   </w:abstractNum>
-  <w:abstractNum w:abstractNumId="15" w15:restartNumberingAfterBreak="0">
+  <w:abstractNum w:abstractNumId="20" w15:restartNumberingAfterBreak="0">
     <w:nsid w:val="543C5A52"/>
     <w:multiLevelType w:val="multilevel"/>
     <w:tmpl w:val="9280E040"/>
@@ -11801,7 +16086,156 @@
       </w:rPr>
     </w:lvl>
   </w:abstractNum>
-  <w:abstractNum w:abstractNumId="16" w15:restartNumberingAfterBreak="0">
+  <w:abstractNum w:abstractNumId="21" w15:restartNumberingAfterBreak="0">
+    <w:nsid w:val="55C6641C"/>
+    <w:multiLevelType w:val="multilevel"/>
+    <w:tmpl w:val="B1A21F8C"/>
+    <w:lvl w:ilvl="0">
+      <w:start w:val="1"/>
+      <w:numFmt w:val="bullet"/>
+      <w:lvlText w:val=""/>
+      <w:lvlJc w:val="left"/>
+      <w:pPr>
+        <w:tabs>
+          <w:tab w:val="num" w:pos="720"/>
+        </w:tabs>
+        <w:ind w:left="720" w:hanging="360"/>
+      </w:pPr>
+      <w:rPr>
+        <w:rFonts w:ascii="Symbol" w:hAnsi="Symbol" w:hint="default"/>
+        <w:sz w:val="20"/>
+      </w:rPr>
+    </w:lvl>
+    <w:lvl w:ilvl="1" w:tentative="1">
+      <w:start w:val="1"/>
+      <w:numFmt w:val="bullet"/>
+      <w:lvlText w:val="o"/>
+      <w:lvlJc w:val="left"/>
+      <w:pPr>
+        <w:tabs>
+          <w:tab w:val="num" w:pos="1440"/>
+        </w:tabs>
+        <w:ind w:left="1440" w:hanging="360"/>
+      </w:pPr>
+      <w:rPr>
+        <w:rFonts w:ascii="Courier New" w:hAnsi="Courier New" w:hint="default"/>
+        <w:sz w:val="20"/>
+      </w:rPr>
+    </w:lvl>
+    <w:lvl w:ilvl="2" w:tentative="1">
+      <w:start w:val="1"/>
+      <w:numFmt w:val="bullet"/>
+      <w:lvlText w:val=""/>
+      <w:lvlJc w:val="left"/>
+      <w:pPr>
+        <w:tabs>
+          <w:tab w:val="num" w:pos="2160"/>
+        </w:tabs>
+        <w:ind w:left="2160" w:hanging="360"/>
+      </w:pPr>
+      <w:rPr>
+        <w:rFonts w:ascii="Wingdings" w:hAnsi="Wingdings" w:hint="default"/>
+        <w:sz w:val="20"/>
+      </w:rPr>
+    </w:lvl>
+    <w:lvl w:ilvl="3" w:tentative="1">
+      <w:start w:val="1"/>
+      <w:numFmt w:val="bullet"/>
+      <w:lvlText w:val=""/>
+      <w:lvlJc w:val="left"/>
+      <w:pPr>
+        <w:tabs>
+          <w:tab w:val="num" w:pos="2880"/>
+        </w:tabs>
+        <w:ind w:left="2880" w:hanging="360"/>
+      </w:pPr>
+      <w:rPr>
+        <w:rFonts w:ascii="Wingdings" w:hAnsi="Wingdings" w:hint="default"/>
+        <w:sz w:val="20"/>
+      </w:rPr>
+    </w:lvl>
+    <w:lvl w:ilvl="4" w:tentative="1">
+      <w:start w:val="1"/>
+      <w:numFmt w:val="bullet"/>
+      <w:lvlText w:val=""/>
+      <w:lvlJc w:val="left"/>
+      <w:pPr>
+        <w:tabs>
+          <w:tab w:val="num" w:pos="3600"/>
+        </w:tabs>
+        <w:ind w:left="3600" w:hanging="360"/>
+      </w:pPr>
+      <w:rPr>
+        <w:rFonts w:ascii="Wingdings" w:hAnsi="Wingdings" w:hint="default"/>
+        <w:sz w:val="20"/>
+      </w:rPr>
+    </w:lvl>
+    <w:lvl w:ilvl="5" w:tentative="1">
+      <w:start w:val="1"/>
+      <w:numFmt w:val="bullet"/>
+      <w:lvlText w:val=""/>
+      <w:lvlJc w:val="left"/>
+      <w:pPr>
+        <w:tabs>
+          <w:tab w:val="num" w:pos="4320"/>
+        </w:tabs>
+        <w:ind w:left="4320" w:hanging="360"/>
+      </w:pPr>
+      <w:rPr>
+        <w:rFonts w:ascii="Wingdings" w:hAnsi="Wingdings" w:hint="default"/>
+        <w:sz w:val="20"/>
+      </w:rPr>
+    </w:lvl>
+    <w:lvl w:ilvl="6" w:tentative="1">
+      <w:start w:val="1"/>
+      <w:numFmt w:val="bullet"/>
+      <w:lvlText w:val=""/>
+      <w:lvlJc w:val="left"/>
+      <w:pPr>
+        <w:tabs>
+          <w:tab w:val="num" w:pos="5040"/>
+        </w:tabs>
+        <w:ind w:left="5040" w:hanging="360"/>
+      </w:pPr>
+      <w:rPr>
+        <w:rFonts w:ascii="Wingdings" w:hAnsi="Wingdings" w:hint="default"/>
+        <w:sz w:val="20"/>
+      </w:rPr>
+    </w:lvl>
+    <w:lvl w:ilvl="7" w:tentative="1">
+      <w:start w:val="1"/>
+      <w:numFmt w:val="bullet"/>
+      <w:lvlText w:val=""/>
+      <w:lvlJc w:val="left"/>
+      <w:pPr>
+        <w:tabs>
+          <w:tab w:val="num" w:pos="5760"/>
+        </w:tabs>
+        <w:ind w:left="5760" w:hanging="360"/>
+      </w:pPr>
+      <w:rPr>
+        <w:rFonts w:ascii="Wingdings" w:hAnsi="Wingdings" w:hint="default"/>
+        <w:sz w:val="20"/>
+      </w:rPr>
+    </w:lvl>
+    <w:lvl w:ilvl="8" w:tentative="1">
+      <w:start w:val="1"/>
+      <w:numFmt w:val="bullet"/>
+      <w:lvlText w:val=""/>
+      <w:lvlJc w:val="left"/>
+      <w:pPr>
+        <w:tabs>
+          <w:tab w:val="num" w:pos="6480"/>
+        </w:tabs>
+        <w:ind w:left="6480" w:hanging="360"/>
+      </w:pPr>
+      <w:rPr>
+        <w:rFonts w:ascii="Wingdings" w:hAnsi="Wingdings" w:hint="default"/>
+        <w:sz w:val="20"/>
+      </w:rPr>
+    </w:lvl>
+  </w:abstractNum>
+  <w:abstractNum w:abstractNumId="22" w15:restartNumberingAfterBreak="0">
     <w:nsid w:val="57AC3B3B"/>
     <w:multiLevelType w:val="multilevel"/>
     <w:tmpl w:val="176842C6"/>
@@ -11950,7 +16384,454 @@
       </w:rPr>
     </w:lvl>
   </w:abstractNum>
-  <w:abstractNum w:abstractNumId="17" w15:restartNumberingAfterBreak="0">
+  <w:abstractNum w:abstractNumId="23" w15:restartNumberingAfterBreak="0">
+    <w:nsid w:val="5F3C3FD3"/>
+    <w:multiLevelType w:val="multilevel"/>
+    <w:tmpl w:val="AADC515A"/>
+    <w:lvl w:ilvl="0">
+      <w:start w:val="1"/>
+      <w:numFmt w:val="bullet"/>
+      <w:lvlText w:val=""/>
+      <w:lvlJc w:val="left"/>
+      <w:pPr>
+        <w:tabs>
+          <w:tab w:val="num" w:pos="720"/>
+        </w:tabs>
+        <w:ind w:left="720" w:hanging="360"/>
+      </w:pPr>
+      <w:rPr>
+        <w:rFonts w:ascii="Symbol" w:hAnsi="Symbol" w:hint="default"/>
+        <w:sz w:val="20"/>
+      </w:rPr>
+    </w:lvl>
+    <w:lvl w:ilvl="1" w:tentative="1">
+      <w:start w:val="1"/>
+      <w:numFmt w:val="bullet"/>
+      <w:lvlText w:val="o"/>
+      <w:lvlJc w:val="left"/>
+      <w:pPr>
+        <w:tabs>
+          <w:tab w:val="num" w:pos="1440"/>
+        </w:tabs>
+        <w:ind w:left="1440" w:hanging="360"/>
+      </w:pPr>
+      <w:rPr>
+        <w:rFonts w:ascii="Courier New" w:hAnsi="Courier New" w:hint="default"/>
+        <w:sz w:val="20"/>
+      </w:rPr>
+    </w:lvl>
+    <w:lvl w:ilvl="2" w:tentative="1">
+      <w:start w:val="1"/>
+      <w:numFmt w:val="bullet"/>
+      <w:lvlText w:val=""/>
+      <w:lvlJc w:val="left"/>
+      <w:pPr>
+        <w:tabs>
+          <w:tab w:val="num" w:pos="2160"/>
+        </w:tabs>
+        <w:ind w:left="2160" w:hanging="360"/>
+      </w:pPr>
+      <w:rPr>
+        <w:rFonts w:ascii="Wingdings" w:hAnsi="Wingdings" w:hint="default"/>
+        <w:sz w:val="20"/>
+      </w:rPr>
+    </w:lvl>
+    <w:lvl w:ilvl="3" w:tentative="1">
+      <w:start w:val="1"/>
+      <w:numFmt w:val="bullet"/>
+      <w:lvlText w:val=""/>
+      <w:lvlJc w:val="left"/>
+      <w:pPr>
+        <w:tabs>
+          <w:tab w:val="num" w:pos="2880"/>
+        </w:tabs>
+        <w:ind w:left="2880" w:hanging="360"/>
+      </w:pPr>
+      <w:rPr>
+        <w:rFonts w:ascii="Wingdings" w:hAnsi="Wingdings" w:hint="default"/>
+        <w:sz w:val="20"/>
+      </w:rPr>
+    </w:lvl>
+    <w:lvl w:ilvl="4" w:tentative="1">
+      <w:start w:val="1"/>
+      <w:numFmt w:val="bullet"/>
+      <w:lvlText w:val=""/>
+      <w:lvlJc w:val="left"/>
+      <w:pPr>
+        <w:tabs>
+          <w:tab w:val="num" w:pos="3600"/>
+        </w:tabs>
+        <w:ind w:left="3600" w:hanging="360"/>
+      </w:pPr>
+      <w:rPr>
+        <w:rFonts w:ascii="Wingdings" w:hAnsi="Wingdings" w:hint="default"/>
+        <w:sz w:val="20"/>
+      </w:rPr>
+    </w:lvl>
+    <w:lvl w:ilvl="5" w:tentative="1">
+      <w:start w:val="1"/>
+      <w:numFmt w:val="bullet"/>
+      <w:lvlText w:val=""/>
+      <w:lvlJc w:val="left"/>
+      <w:pPr>
+        <w:tabs>
+          <w:tab w:val="num" w:pos="4320"/>
+        </w:tabs>
+        <w:ind w:left="4320" w:hanging="360"/>
+      </w:pPr>
+      <w:rPr>
+        <w:rFonts w:ascii="Wingdings" w:hAnsi="Wingdings" w:hint="default"/>
+        <w:sz w:val="20"/>
+      </w:rPr>
+    </w:lvl>
+    <w:lvl w:ilvl="6" w:tentative="1">
+      <w:start w:val="1"/>
+      <w:numFmt w:val="bullet"/>
+      <w:lvlText w:val=""/>
+      <w:lvlJc w:val="left"/>
+      <w:pPr>
+        <w:tabs>
+          <w:tab w:val="num" w:pos="5040"/>
+        </w:tabs>
+        <w:ind w:left="5040" w:hanging="360"/>
+      </w:pPr>
+      <w:rPr>
+        <w:rFonts w:ascii="Wingdings" w:hAnsi="Wingdings" w:hint="default"/>
+        <w:sz w:val="20"/>
+      </w:rPr>
+    </w:lvl>
+    <w:lvl w:ilvl="7" w:tentative="1">
+      <w:start w:val="1"/>
+      <w:numFmt w:val="bullet"/>
+      <w:lvlText w:val=""/>
+      <w:lvlJc w:val="left"/>
+      <w:pPr>
+        <w:tabs>
+          <w:tab w:val="num" w:pos="5760"/>
+        </w:tabs>
+        <w:ind w:left="5760" w:hanging="360"/>
+      </w:pPr>
+      <w:rPr>
+        <w:rFonts w:ascii="Wingdings" w:hAnsi="Wingdings" w:hint="default"/>
+        <w:sz w:val="20"/>
+      </w:rPr>
+    </w:lvl>
+    <w:lvl w:ilvl="8" w:tentative="1">
+      <w:start w:val="1"/>
+      <w:numFmt w:val="bullet"/>
+      <w:lvlText w:val=""/>
+      <w:lvlJc w:val="left"/>
+      <w:pPr>
+        <w:tabs>
+          <w:tab w:val="num" w:pos="6480"/>
+        </w:tabs>
+        <w:ind w:left="6480" w:hanging="360"/>
+      </w:pPr>
+      <w:rPr>
+        <w:rFonts w:ascii="Wingdings" w:hAnsi="Wingdings" w:hint="default"/>
+        <w:sz w:val="20"/>
+      </w:rPr>
+    </w:lvl>
+  </w:abstractNum>
+  <w:abstractNum w:abstractNumId="24" w15:restartNumberingAfterBreak="0">
+    <w:nsid w:val="64A2708B"/>
+    <w:multiLevelType w:val="multilevel"/>
+    <w:tmpl w:val="A29E2F36"/>
+    <w:lvl w:ilvl="0">
+      <w:start w:val="1"/>
+      <w:numFmt w:val="bullet"/>
+      <w:lvlText w:val=""/>
+      <w:lvlJc w:val="left"/>
+      <w:pPr>
+        <w:tabs>
+          <w:tab w:val="num" w:pos="720"/>
+        </w:tabs>
+        <w:ind w:left="720" w:hanging="360"/>
+      </w:pPr>
+      <w:rPr>
+        <w:rFonts w:ascii="Symbol" w:hAnsi="Symbol" w:hint="default"/>
+        <w:sz w:val="20"/>
+      </w:rPr>
+    </w:lvl>
+    <w:lvl w:ilvl="1" w:tentative="1">
+      <w:start w:val="1"/>
+      <w:numFmt w:val="bullet"/>
+      <w:lvlText w:val="o"/>
+      <w:lvlJc w:val="left"/>
+      <w:pPr>
+        <w:tabs>
+          <w:tab w:val="num" w:pos="1440"/>
+        </w:tabs>
+        <w:ind w:left="1440" w:hanging="360"/>
+      </w:pPr>
+      <w:rPr>
+        <w:rFonts w:ascii="Courier New" w:hAnsi="Courier New" w:hint="default"/>
+        <w:sz w:val="20"/>
+      </w:rPr>
+    </w:lvl>
+    <w:lvl w:ilvl="2" w:tentative="1">
+      <w:start w:val="1"/>
+      <w:numFmt w:val="bullet"/>
+      <w:lvlText w:val=""/>
+      <w:lvlJc w:val="left"/>
+      <w:pPr>
+        <w:tabs>
+          <w:tab w:val="num" w:pos="2160"/>
+        </w:tabs>
+        <w:ind w:left="2160" w:hanging="360"/>
+      </w:pPr>
+      <w:rPr>
+        <w:rFonts w:ascii="Wingdings" w:hAnsi="Wingdings" w:hint="default"/>
+        <w:sz w:val="20"/>
+      </w:rPr>
+    </w:lvl>
+    <w:lvl w:ilvl="3" w:tentative="1">
+      <w:start w:val="1"/>
+      <w:numFmt w:val="bullet"/>
+      <w:lvlText w:val=""/>
+      <w:lvlJc w:val="left"/>
+      <w:pPr>
+        <w:tabs>
+          <w:tab w:val="num" w:pos="2880"/>
+        </w:tabs>
+        <w:ind w:left="2880" w:hanging="360"/>
+      </w:pPr>
+      <w:rPr>
+        <w:rFonts w:ascii="Wingdings" w:hAnsi="Wingdings" w:hint="default"/>
+        <w:sz w:val="20"/>
+      </w:rPr>
+    </w:lvl>
+    <w:lvl w:ilvl="4" w:tentative="1">
+      <w:start w:val="1"/>
+      <w:numFmt w:val="bullet"/>
+      <w:lvlText w:val=""/>
+      <w:lvlJc w:val="left"/>
+      <w:pPr>
+        <w:tabs>
+          <w:tab w:val="num" w:pos="3600"/>
+        </w:tabs>
+        <w:ind w:left="3600" w:hanging="360"/>
+      </w:pPr>
+      <w:rPr>
+        <w:rFonts w:ascii="Wingdings" w:hAnsi="Wingdings" w:hint="default"/>
+        <w:sz w:val="20"/>
+      </w:rPr>
+    </w:lvl>
+    <w:lvl w:ilvl="5" w:tentative="1">
+      <w:start w:val="1"/>
+      <w:numFmt w:val="bullet"/>
+      <w:lvlText w:val=""/>
+      <w:lvlJc w:val="left"/>
+      <w:pPr>
+        <w:tabs>
+          <w:tab w:val="num" w:pos="4320"/>
+        </w:tabs>
+        <w:ind w:left="4320" w:hanging="360"/>
+      </w:pPr>
+      <w:rPr>
+        <w:rFonts w:ascii="Wingdings" w:hAnsi="Wingdings" w:hint="default"/>
+        <w:sz w:val="20"/>
+      </w:rPr>
+    </w:lvl>
+    <w:lvl w:ilvl="6" w:tentative="1">
+      <w:start w:val="1"/>
+      <w:numFmt w:val="bullet"/>
+      <w:lvlText w:val=""/>
+      <w:lvlJc w:val="left"/>
+      <w:pPr>
+        <w:tabs>
+          <w:tab w:val="num" w:pos="5040"/>
+        </w:tabs>
+        <w:ind w:left="5040" w:hanging="360"/>
+      </w:pPr>
+      <w:rPr>
+        <w:rFonts w:ascii="Wingdings" w:hAnsi="Wingdings" w:hint="default"/>
+        <w:sz w:val="20"/>
+      </w:rPr>
+    </w:lvl>
+    <w:lvl w:ilvl="7" w:tentative="1">
+      <w:start w:val="1"/>
+      <w:numFmt w:val="bullet"/>
+      <w:lvlText w:val=""/>
+      <w:lvlJc w:val="left"/>
+      <w:pPr>
+        <w:tabs>
+          <w:tab w:val="num" w:pos="5760"/>
+        </w:tabs>
+        <w:ind w:left="5760" w:hanging="360"/>
+      </w:pPr>
+      <w:rPr>
+        <w:rFonts w:ascii="Wingdings" w:hAnsi="Wingdings" w:hint="default"/>
+        <w:sz w:val="20"/>
+      </w:rPr>
+    </w:lvl>
+    <w:lvl w:ilvl="8" w:tentative="1">
+      <w:start w:val="1"/>
+      <w:numFmt w:val="bullet"/>
+      <w:lvlText w:val=""/>
+      <w:lvlJc w:val="left"/>
+      <w:pPr>
+        <w:tabs>
+          <w:tab w:val="num" w:pos="6480"/>
+        </w:tabs>
+        <w:ind w:left="6480" w:hanging="360"/>
+      </w:pPr>
+      <w:rPr>
+        <w:rFonts w:ascii="Wingdings" w:hAnsi="Wingdings" w:hint="default"/>
+        <w:sz w:val="20"/>
+      </w:rPr>
+    </w:lvl>
+  </w:abstractNum>
+  <w:abstractNum w:abstractNumId="25" w15:restartNumberingAfterBreak="0">
+    <w:nsid w:val="657E5632"/>
+    <w:multiLevelType w:val="multilevel"/>
+    <w:tmpl w:val="275C45D2"/>
+    <w:lvl w:ilvl="0">
+      <w:start w:val="1"/>
+      <w:numFmt w:val="bullet"/>
+      <w:lvlText w:val=""/>
+      <w:lvlJc w:val="left"/>
+      <w:pPr>
+        <w:tabs>
+          <w:tab w:val="num" w:pos="720"/>
+        </w:tabs>
+        <w:ind w:left="720" w:hanging="360"/>
+      </w:pPr>
+      <w:rPr>
+        <w:rFonts w:ascii="Symbol" w:hAnsi="Symbol" w:hint="default"/>
+        <w:sz w:val="20"/>
+      </w:rPr>
+    </w:lvl>
+    <w:lvl w:ilvl="1" w:tentative="1">
+      <w:start w:val="1"/>
+      <w:numFmt w:val="bullet"/>
+      <w:lvlText w:val="o"/>
+      <w:lvlJc w:val="left"/>
+      <w:pPr>
+        <w:tabs>
+          <w:tab w:val="num" w:pos="1440"/>
+        </w:tabs>
+        <w:ind w:left="1440" w:hanging="360"/>
+      </w:pPr>
+      <w:rPr>
+        <w:rFonts w:ascii="Courier New" w:hAnsi="Courier New" w:hint="default"/>
+        <w:sz w:val="20"/>
+      </w:rPr>
+    </w:lvl>
+    <w:lvl w:ilvl="2" w:tentative="1">
+      <w:start w:val="1"/>
+      <w:numFmt w:val="bullet"/>
+      <w:lvlText w:val=""/>
+      <w:lvlJc w:val="left"/>
+      <w:pPr>
+        <w:tabs>
+          <w:tab w:val="num" w:pos="2160"/>
+        </w:tabs>
+        <w:ind w:left="2160" w:hanging="360"/>
+      </w:pPr>
+      <w:rPr>
+        <w:rFonts w:ascii="Wingdings" w:hAnsi="Wingdings" w:hint="default"/>
+        <w:sz w:val="20"/>
+      </w:rPr>
+    </w:lvl>
+    <w:lvl w:ilvl="3" w:tentative="1">
+      <w:start w:val="1"/>
+      <w:numFmt w:val="bullet"/>
+      <w:lvlText w:val=""/>
+      <w:lvlJc w:val="left"/>
+      <w:pPr>
+        <w:tabs>
+          <w:tab w:val="num" w:pos="2880"/>
+        </w:tabs>
+        <w:ind w:left="2880" w:hanging="360"/>
+      </w:pPr>
+      <w:rPr>
+        <w:rFonts w:ascii="Wingdings" w:hAnsi="Wingdings" w:hint="default"/>
+        <w:sz w:val="20"/>
+      </w:rPr>
+    </w:lvl>
+    <w:lvl w:ilvl="4" w:tentative="1">
+      <w:start w:val="1"/>
+      <w:numFmt w:val="bullet"/>
+      <w:lvlText w:val=""/>
+      <w:lvlJc w:val="left"/>
+      <w:pPr>
+        <w:tabs>
+          <w:tab w:val="num" w:pos="3600"/>
+        </w:tabs>
+        <w:ind w:left="3600" w:hanging="360"/>
+      </w:pPr>
+      <w:rPr>
+        <w:rFonts w:ascii="Wingdings" w:hAnsi="Wingdings" w:hint="default"/>
+        <w:sz w:val="20"/>
+      </w:rPr>
+    </w:lvl>
+    <w:lvl w:ilvl="5" w:tentative="1">
+      <w:start w:val="1"/>
+      <w:numFmt w:val="bullet"/>
+      <w:lvlText w:val=""/>
+      <w:lvlJc w:val="left"/>
+      <w:pPr>
+        <w:tabs>
+          <w:tab w:val="num" w:pos="4320"/>
+        </w:tabs>
+        <w:ind w:left="4320" w:hanging="360"/>
+      </w:pPr>
+      <w:rPr>
+        <w:rFonts w:ascii="Wingdings" w:hAnsi="Wingdings" w:hint="default"/>
+        <w:sz w:val="20"/>
+      </w:rPr>
+    </w:lvl>
+    <w:lvl w:ilvl="6" w:tentative="1">
+      <w:start w:val="1"/>
+      <w:numFmt w:val="bullet"/>
+      <w:lvlText w:val=""/>
+      <w:lvlJc w:val="left"/>
+      <w:pPr>
+        <w:tabs>
+          <w:tab w:val="num" w:pos="5040"/>
+        </w:tabs>
+        <w:ind w:left="5040" w:hanging="360"/>
+      </w:pPr>
+      <w:rPr>
+        <w:rFonts w:ascii="Wingdings" w:hAnsi="Wingdings" w:hint="default"/>
+        <w:sz w:val="20"/>
+      </w:rPr>
+    </w:lvl>
+    <w:lvl w:ilvl="7" w:tentative="1">
+      <w:start w:val="1"/>
+      <w:numFmt w:val="bullet"/>
+      <w:lvlText w:val=""/>
+      <w:lvlJc w:val="left"/>
+      <w:pPr>
+        <w:tabs>
+          <w:tab w:val="num" w:pos="5760"/>
+        </w:tabs>
+        <w:ind w:left="5760" w:hanging="360"/>
+      </w:pPr>
+      <w:rPr>
+        <w:rFonts w:ascii="Wingdings" w:hAnsi="Wingdings" w:hint="default"/>
+        <w:sz w:val="20"/>
+      </w:rPr>
+    </w:lvl>
+    <w:lvl w:ilvl="8" w:tentative="1">
+      <w:start w:val="1"/>
+      <w:numFmt w:val="bullet"/>
+      <w:lvlText w:val=""/>
+      <w:lvlJc w:val="left"/>
+      <w:pPr>
+        <w:tabs>
+          <w:tab w:val="num" w:pos="6480"/>
+        </w:tabs>
+        <w:ind w:left="6480" w:hanging="360"/>
+      </w:pPr>
+      <w:rPr>
+        <w:rFonts w:ascii="Wingdings" w:hAnsi="Wingdings" w:hint="default"/>
+        <w:sz w:val="20"/>
+      </w:rPr>
+    </w:lvl>
+  </w:abstractNum>
+  <w:abstractNum w:abstractNumId="26" w15:restartNumberingAfterBreak="0">
     <w:nsid w:val="6BE61E67"/>
     <w:multiLevelType w:val="multilevel"/>
     <w:tmpl w:val="36ACBEA6"/>
@@ -12063,7 +16944,7 @@
       </w:pPr>
     </w:lvl>
   </w:abstractNum>
-  <w:abstractNum w:abstractNumId="18" w15:restartNumberingAfterBreak="0">
+  <w:abstractNum w:abstractNumId="27" w15:restartNumberingAfterBreak="0">
     <w:nsid w:val="6DCD2287"/>
     <w:multiLevelType w:val="multilevel"/>
     <w:tmpl w:val="84505A32"/>
@@ -12212,7 +17093,7 @@
       </w:rPr>
     </w:lvl>
   </w:abstractNum>
-  <w:abstractNum w:abstractNumId="19" w15:restartNumberingAfterBreak="0">
+  <w:abstractNum w:abstractNumId="28" w15:restartNumberingAfterBreak="0">
     <w:nsid w:val="76BC4B29"/>
     <w:multiLevelType w:val="multilevel"/>
     <w:tmpl w:val="5B565864"/>
@@ -12361,7 +17242,7 @@
       </w:rPr>
     </w:lvl>
   </w:abstractNum>
-  <w:abstractNum w:abstractNumId="20" w15:restartNumberingAfterBreak="0">
+  <w:abstractNum w:abstractNumId="29" w15:restartNumberingAfterBreak="0">
     <w:nsid w:val="7ADE74DF"/>
     <w:multiLevelType w:val="multilevel"/>
     <w:tmpl w:val="C8BC7F58"/>
@@ -12510,7 +17391,7 @@
       </w:rPr>
     </w:lvl>
   </w:abstractNum>
-  <w:abstractNum w:abstractNumId="21" w15:restartNumberingAfterBreak="0">
+  <w:abstractNum w:abstractNumId="30" w15:restartNumberingAfterBreak="0">
     <w:nsid w:val="7CA34A51"/>
     <w:multiLevelType w:val="multilevel"/>
     <w:tmpl w:val="9618A140"/>
@@ -12659,7 +17540,7 @@
       </w:rPr>
     </w:lvl>
   </w:abstractNum>
-  <w:abstractNum w:abstractNumId="22" w15:restartNumberingAfterBreak="0">
+  <w:abstractNum w:abstractNumId="31" w15:restartNumberingAfterBreak="0">
     <w:nsid w:val="7E6E1E11"/>
     <w:multiLevelType w:val="multilevel"/>
     <w:tmpl w:val="581A56AC"/>
@@ -12809,73 +17690,100 @@
     </w:lvl>
   </w:abstractNum>
   <w:num w:numId="1">
-    <w:abstractNumId w:val="2"/>
+    <w:abstractNumId w:val="3"/>
   </w:num>
   <w:num w:numId="2">
-    <w:abstractNumId w:val="6"/>
+    <w:abstractNumId w:val="7"/>
   </w:num>
   <w:num w:numId="3">
-    <w:abstractNumId w:val="10"/>
+    <w:abstractNumId w:val="12"/>
   </w:num>
   <w:num w:numId="4">
-    <w:abstractNumId w:val="21"/>
+    <w:abstractNumId w:val="30"/>
   </w:num>
   <w:num w:numId="5">
-    <w:abstractNumId w:val="16"/>
+    <w:abstractNumId w:val="22"/>
   </w:num>
   <w:num w:numId="6">
-    <w:abstractNumId w:val="22"/>
+    <w:abstractNumId w:val="31"/>
   </w:num>
   <w:num w:numId="7">
-    <w:abstractNumId w:val="11"/>
+    <w:abstractNumId w:val="13"/>
   </w:num>
   <w:num w:numId="8">
     <w:abstractNumId w:val="0"/>
   </w:num>
   <w:num w:numId="9">
-    <w:abstractNumId w:val="19"/>
+    <w:abstractNumId w:val="28"/>
   </w:num>
   <w:num w:numId="10">
-    <w:abstractNumId w:val="15"/>
+    <w:abstractNumId w:val="20"/>
   </w:num>
   <w:num w:numId="11">
-    <w:abstractNumId w:val="12"/>
+    <w:abstractNumId w:val="17"/>
   </w:num>
   <w:num w:numId="12">
-    <w:abstractNumId w:val="9"/>
+    <w:abstractNumId w:val="11"/>
   </w:num>
   <w:num w:numId="13">
-    <w:abstractNumId w:val="3"/>
+    <w:abstractNumId w:val="4"/>
   </w:num>
   <w:num w:numId="14">
-    <w:abstractNumId w:val="4"/>
+    <w:abstractNumId w:val="5"/>
   </w:num>
   <w:num w:numId="15">
-    <w:abstractNumId w:val="8"/>
+    <w:abstractNumId w:val="10"/>
   </w:num>
   <w:num w:numId="16">
     <w:abstractNumId w:val="1"/>
   </w:num>
   <w:num w:numId="17">
-    <w:abstractNumId w:val="20"/>
+    <w:abstractNumId w:val="29"/>
   </w:num>
   <w:num w:numId="18">
-    <w:abstractNumId w:val="17"/>
+    <w:abstractNumId w:val="26"/>
   </w:num>
   <w:num w:numId="19">
-    <w:abstractNumId w:val="7"/>
+    <w:abstractNumId w:val="9"/>
   </w:num>
   <w:num w:numId="20">
-    <w:abstractNumId w:val="5"/>
+    <w:abstractNumId w:val="6"/>
   </w:num>
   <w:num w:numId="21">
+    <w:abstractNumId w:val="27"/>
+  </w:num>
+  <w:num w:numId="22">
+    <w:abstractNumId w:val="19"/>
+  </w:num>
+  <w:num w:numId="23">
     <w:abstractNumId w:val="18"/>
   </w:num>
-  <w:num w:numId="22">
+  <w:num w:numId="24">
+    <w:abstractNumId w:val="23"/>
+  </w:num>
+  <w:num w:numId="25">
     <w:abstractNumId w:val="14"/>
   </w:num>
-  <w:num w:numId="23">
-    <w:abstractNumId w:val="13"/>
+  <w:num w:numId="26">
+    <w:abstractNumId w:val="25"/>
+  </w:num>
+  <w:num w:numId="27">
+    <w:abstractNumId w:val="2"/>
+  </w:num>
+  <w:num w:numId="28">
+    <w:abstractNumId w:val="8"/>
+  </w:num>
+  <w:num w:numId="29">
+    <w:abstractNumId w:val="24"/>
+  </w:num>
+  <w:num w:numId="30">
+    <w:abstractNumId w:val="21"/>
+  </w:num>
+  <w:num w:numId="31">
+    <w:abstractNumId w:val="15"/>
+  </w:num>
+  <w:num w:numId="32">
+    <w:abstractNumId w:val="16"/>
   </w:num>
 </w:numbering>
 </file>
@@ -13514,6 +18422,11 @@
     <w:basedOn w:val="DefaultParagraphFont"/>
     <w:rsid w:val="00427808"/>
   </w:style>
+  <w:style w:type="character" w:customStyle="1" w:styleId="whitespace-normal">
+    <w:name w:val="whitespace-normal"/>
+    <w:basedOn w:val="DefaultParagraphFont"/>
+    <w:rsid w:val="003C324F"/>
+  </w:style>
 </w:styles>
 </file>
 
